--- a/10-应急管理/运行记录类文件/100204-天津港引航中心引航信息系统及设备维护项目-应急实施计划.docx
+++ b/10-应急管理/运行记录类文件/100204-天津港引航中心引航信息系统及设备维护项目-应急实施计划.docx
@@ -201,6 +201,12 @@
             <w:insideH w:val="none" w:color="auto" w:sz="0" w:space="0"/>
             <w:insideV w:val="none" w:color="auto" w:sz="0" w:space="0"/>
           </w:tblBorders>
+          <w:tblCellMar>
+            <w:top w:w="0" w:type="dxa"/>
+            <w:left w:w="108" w:type="dxa"/>
+            <w:bottom w:w="0" w:type="dxa"/>
+            <w:right w:w="108" w:type="dxa"/>
+          </w:tblCellMar>
         </w:tblPrEx>
         <w:trPr>
           <w:trHeight w:val="810" w:hRule="atLeast"/>
@@ -395,9 +401,18 @@
             <w:r>
               <w:rPr>
                 <w:rFonts w:hint="eastAsia"/>
+                <w:lang w:val="en-US" w:eastAsia="zh-CN"/>
+              </w:rPr>
+              <w:t>审核</w:t>
+            </w:r>
+            <w:bookmarkStart w:id="31" w:name="_GoBack"/>
+            <w:bookmarkEnd w:id="31"/>
+            <w:r>
+              <w:rPr>
+                <w:rFonts w:hint="eastAsia"/>
                 <w:lang w:eastAsia="zh-CN"/>
               </w:rPr>
-              <w:t>编制时间</w:t>
+              <w:t>时间</w:t>
             </w:r>
             <w:r>
               <w:rPr>
@@ -1653,8 +1668,6 @@
               <w:tab w:val="right" w:leader="dot" w:pos="8306"/>
             </w:tabs>
           </w:pPr>
-          <w:bookmarkStart w:id="31" w:name="_GoBack"/>
-          <w:bookmarkEnd w:id="31"/>
           <w:r>
             <w:rPr>
               <w:rFonts w:hint="eastAsia" w:ascii="宋体" w:hAnsi="宋体" w:eastAsia="宋体" w:cs="宋体"/>
@@ -2899,8 +2912,8 @@
         <w:pStyle w:val="28"/>
         <w:bidi w:val="0"/>
       </w:pPr>
-      <w:bookmarkStart w:id="4" w:name="heading_1"/>
-      <w:bookmarkStart w:id="5" w:name="_Toc1138"/>
+      <w:bookmarkStart w:id="4" w:name="_Toc1138"/>
+      <w:bookmarkStart w:id="5" w:name="heading_1"/>
       <w:r>
         <w:t>计划概述</w:t>
       </w:r>
@@ -2995,8 +3008,8 @@
         <w:pStyle w:val="28"/>
         <w:bidi w:val="0"/>
       </w:pPr>
-      <w:bookmarkStart w:id="8" w:name="heading_3"/>
-      <w:bookmarkStart w:id="9" w:name="_Toc1333"/>
+      <w:bookmarkStart w:id="8" w:name="_Toc1333"/>
+      <w:bookmarkStart w:id="9" w:name="heading_3"/>
       <w:r>
         <w:t>详细时间表与任务分解</w:t>
       </w:r>
@@ -3488,6 +3501,7 @@
     </w:p>
     <w:tbl>
       <w:tblPr>
+        <w:tblStyle w:val="20"/>
         <w:tblW w:w="8522" w:type="dxa"/>
         <w:jc w:val="center"/>
         <w:tblBorders>
@@ -3525,7 +3539,6 @@
             <w:insideH w:val="none" w:color="auto" w:sz="0" w:space="0"/>
             <w:insideV w:val="none" w:color="auto" w:sz="0" w:space="0"/>
           </w:tblBorders>
-          <w:shd w:val="clear" w:color="auto" w:fill="auto"/>
           <w:tblCellMar>
             <w:top w:w="15" w:type="dxa"/>
             <w:left w:w="15" w:type="dxa"/>
@@ -3592,7 +3605,6 @@
                 <w:kern w:val="0"/>
                 <w:sz w:val="18"/>
                 <w:szCs w:val="18"/>
-                <w:bdr w:val="none" w:color="auto" w:sz="0" w:space="0"/>
                 <w:lang w:val="en-US" w:eastAsia="zh-CN" w:bidi="ar"/>
               </w:rPr>
               <w:t>资源类型</w:t>
@@ -3653,7 +3665,6 @@
                 <w:kern w:val="0"/>
                 <w:sz w:val="18"/>
                 <w:szCs w:val="18"/>
-                <w:bdr w:val="none" w:color="auto" w:sz="0" w:space="0"/>
                 <w:lang w:val="en-US" w:eastAsia="zh-CN" w:bidi="ar"/>
               </w:rPr>
               <w:t>具体资源</w:t>
@@ -3714,7 +3725,6 @@
                 <w:kern w:val="0"/>
                 <w:sz w:val="18"/>
                 <w:szCs w:val="18"/>
-                <w:bdr w:val="none" w:color="auto" w:sz="0" w:space="0"/>
                 <w:lang w:val="en-US" w:eastAsia="zh-CN" w:bidi="ar"/>
               </w:rPr>
               <w:t>数量</w:t>
@@ -3775,7 +3785,6 @@
                 <w:kern w:val="0"/>
                 <w:sz w:val="18"/>
                 <w:szCs w:val="18"/>
-                <w:bdr w:val="none" w:color="auto" w:sz="0" w:space="0"/>
                 <w:lang w:val="en-US" w:eastAsia="zh-CN" w:bidi="ar"/>
               </w:rPr>
               <w:t>负责调配人</w:t>
@@ -3836,7 +3845,6 @@
                 <w:kern w:val="0"/>
                 <w:sz w:val="18"/>
                 <w:szCs w:val="18"/>
-                <w:bdr w:val="none" w:color="auto" w:sz="0" w:space="0"/>
                 <w:lang w:val="en-US" w:eastAsia="zh-CN" w:bidi="ar"/>
               </w:rPr>
               <w:t>到位时间</w:t>
@@ -3897,7 +3905,6 @@
                 <w:kern w:val="0"/>
                 <w:sz w:val="18"/>
                 <w:szCs w:val="18"/>
-                <w:bdr w:val="none" w:color="auto" w:sz="0" w:space="0"/>
                 <w:lang w:val="en-US" w:eastAsia="zh-CN" w:bidi="ar"/>
               </w:rPr>
               <w:t>备注</w:t>
@@ -3980,7 +3987,6 @@
                 <w:kern w:val="0"/>
                 <w:sz w:val="18"/>
                 <w:szCs w:val="18"/>
-                <w:bdr w:val="none" w:color="auto" w:sz="0" w:space="0"/>
                 <w:lang w:val="en-US" w:eastAsia="zh-CN" w:bidi="ar"/>
               </w:rPr>
               <w:t>人员</w:t>
@@ -4039,7 +4045,6 @@
                 <w:kern w:val="0"/>
                 <w:sz w:val="18"/>
                 <w:szCs w:val="18"/>
-                <w:bdr w:val="none" w:color="auto" w:sz="0" w:space="0"/>
                 <w:lang w:val="en-US" w:eastAsia="zh-CN" w:bidi="ar"/>
               </w:rPr>
               <w:t>全体参演人员</w:t>
@@ -4098,7 +4103,6 @@
                 <w:kern w:val="0"/>
                 <w:sz w:val="18"/>
                 <w:szCs w:val="18"/>
-                <w:bdr w:val="none" w:color="auto" w:sz="0" w:space="0"/>
                 <w:lang w:val="en-US" w:eastAsia="zh-CN" w:bidi="ar"/>
               </w:rPr>
               <w:t>约15人</w:t>
@@ -4157,7 +4161,6 @@
                 <w:kern w:val="0"/>
                 <w:sz w:val="18"/>
                 <w:szCs w:val="18"/>
-                <w:bdr w:val="none" w:color="auto" w:sz="0" w:space="0"/>
                 <w:lang w:val="en-US" w:eastAsia="zh-CN" w:bidi="ar"/>
               </w:rPr>
               <w:t>各小组组长</w:t>
@@ -4216,7 +4219,6 @@
                 <w:kern w:val="0"/>
                 <w:sz w:val="18"/>
                 <w:szCs w:val="18"/>
-                <w:bdr w:val="none" w:color="auto" w:sz="0" w:space="0"/>
                 <w:lang w:val="en-US" w:eastAsia="zh-CN" w:bidi="ar"/>
               </w:rPr>
               <w:t>4月8日13:30</w:t>
@@ -4275,7 +4277,6 @@
                 <w:kern w:val="0"/>
                 <w:sz w:val="18"/>
                 <w:szCs w:val="18"/>
-                <w:bdr w:val="none" w:color="auto" w:sz="0" w:space="0"/>
                 <w:lang w:val="en-US" w:eastAsia="zh-CN" w:bidi="ar"/>
               </w:rPr>
               <w:t>名单见附件</w:t>
@@ -4359,7 +4360,6 @@
                 <w:kern w:val="0"/>
                 <w:sz w:val="18"/>
                 <w:szCs w:val="18"/>
-                <w:bdr w:val="none" w:color="auto" w:sz="0" w:space="0"/>
                 <w:lang w:val="en-US" w:eastAsia="zh-CN" w:bidi="ar"/>
               </w:rPr>
               <w:t>通信</w:t>
@@ -4418,7 +4418,6 @@
                 <w:kern w:val="0"/>
                 <w:sz w:val="18"/>
                 <w:szCs w:val="18"/>
-                <w:bdr w:val="none" w:color="auto" w:sz="0" w:space="0"/>
                 <w:lang w:val="en-US" w:eastAsia="zh-CN" w:bidi="ar"/>
               </w:rPr>
               <w:t>数字对讲机</w:t>
@@ -4477,7 +4476,6 @@
                 <w:kern w:val="0"/>
                 <w:sz w:val="18"/>
                 <w:szCs w:val="18"/>
-                <w:bdr w:val="none" w:color="auto" w:sz="0" w:space="0"/>
                 <w:lang w:val="en-US" w:eastAsia="zh-CN" w:bidi="ar"/>
               </w:rPr>
               <w:t>6台</w:t>
@@ -4536,7 +4534,6 @@
                 <w:kern w:val="0"/>
                 <w:sz w:val="18"/>
                 <w:szCs w:val="18"/>
-                <w:bdr w:val="none" w:color="auto" w:sz="0" w:space="0"/>
                 <w:lang w:val="en-US" w:eastAsia="zh-CN" w:bidi="ar"/>
               </w:rPr>
               <w:t>刘瑞</w:t>
@@ -4595,7 +4592,6 @@
                 <w:kern w:val="0"/>
                 <w:sz w:val="18"/>
                 <w:szCs w:val="18"/>
-                <w:bdr w:val="none" w:color="auto" w:sz="0" w:space="0"/>
                 <w:lang w:val="en-US" w:eastAsia="zh-CN" w:bidi="ar"/>
               </w:rPr>
               <w:t>4月7日</w:t>
@@ -4654,7 +4650,6 @@
                 <w:kern w:val="0"/>
                 <w:sz w:val="18"/>
                 <w:szCs w:val="18"/>
-                <w:bdr w:val="none" w:color="auto" w:sz="0" w:space="0"/>
                 <w:lang w:val="en-US" w:eastAsia="zh-CN" w:bidi="ar"/>
               </w:rPr>
               <w:t>频道预设</w:t>
@@ -4737,7 +4732,6 @@
                 <w:kern w:val="0"/>
                 <w:sz w:val="18"/>
                 <w:szCs w:val="18"/>
-                <w:bdr w:val="none" w:color="auto" w:sz="0" w:space="0"/>
                 <w:lang w:val="en-US" w:eastAsia="zh-CN" w:bidi="ar"/>
               </w:rPr>
               <w:t>测试环境</w:t>
@@ -4796,7 +4790,6 @@
                 <w:kern w:val="0"/>
                 <w:sz w:val="18"/>
                 <w:szCs w:val="18"/>
-                <w:bdr w:val="none" w:color="auto" w:sz="0" w:space="0"/>
                 <w:lang w:val="en-US" w:eastAsia="zh-CN" w:bidi="ar"/>
               </w:rPr>
               <w:t>AIS接口模拟服务</w:t>
@@ -4855,7 +4848,6 @@
                 <w:kern w:val="0"/>
                 <w:sz w:val="18"/>
                 <w:szCs w:val="18"/>
-                <w:bdr w:val="none" w:color="auto" w:sz="0" w:space="0"/>
                 <w:lang w:val="en-US" w:eastAsia="zh-CN" w:bidi="ar"/>
               </w:rPr>
               <w:t>1套</w:t>
@@ -4914,7 +4906,6 @@
                 <w:kern w:val="0"/>
                 <w:sz w:val="18"/>
                 <w:szCs w:val="18"/>
-                <w:bdr w:val="none" w:color="auto" w:sz="0" w:space="0"/>
                 <w:lang w:val="en-US" w:eastAsia="zh-CN" w:bidi="ar"/>
               </w:rPr>
               <w:t>刘书峰</w:t>
@@ -4973,7 +4964,6 @@
                 <w:kern w:val="0"/>
                 <w:sz w:val="18"/>
                 <w:szCs w:val="18"/>
-                <w:bdr w:val="none" w:color="auto" w:sz="0" w:space="0"/>
                 <w:lang w:val="en-US" w:eastAsia="zh-CN" w:bidi="ar"/>
               </w:rPr>
               <w:t>4月7日</w:t>
@@ -5032,766 +5022,9 @@
                 <w:kern w:val="0"/>
                 <w:sz w:val="18"/>
                 <w:szCs w:val="18"/>
-                <w:bdr w:val="none" w:color="auto" w:sz="0" w:space="0"/>
                 <w:lang w:val="en-US" w:eastAsia="zh-CN" w:bidi="ar"/>
               </w:rPr>
               <w:t>测试环境</w:t>
-            </w:r>
-          </w:p>
-        </w:tc>
-      </w:tr>
-      <w:tr>
-        <w:tblPrEx>
-          <w:tblBorders>
-            <w:top w:val="none" w:color="auto" w:sz="0" w:space="0"/>
-            <w:left w:val="none" w:color="auto" w:sz="0" w:space="0"/>
-            <w:bottom w:val="none" w:color="auto" w:sz="0" w:space="0"/>
-            <w:right w:val="none" w:color="auto" w:sz="0" w:space="0"/>
-            <w:insideH w:val="none" w:color="auto" w:sz="0" w:space="0"/>
-            <w:insideV w:val="none" w:color="auto" w:sz="0" w:space="0"/>
-          </w:tblBorders>
-          <w:tblCellMar>
-            <w:top w:w="15" w:type="dxa"/>
-            <w:left w:w="15" w:type="dxa"/>
-            <w:bottom w:w="15" w:type="dxa"/>
-            <w:right w:w="15" w:type="dxa"/>
-          </w:tblCellMar>
-        </w:tblPrEx>
-        <w:trPr>
-          <w:trHeight w:val="0" w:hRule="atLeast"/>
-          <w:jc w:val="center"/>
-        </w:trPr>
-        <w:tc>
-          <w:tcPr>
-            <w:tcW w:w="978" w:type="dxa"/>
-            <w:tcBorders>
-              <w:top w:val="single" w:color="auto" w:sz="4" w:space="0"/>
-              <w:left w:val="single" w:color="auto" w:sz="12" w:space="0"/>
-              <w:bottom w:val="nil"/>
-              <w:right w:val="nil"/>
-            </w:tcBorders>
-            <w:shd w:val="clear" w:color="auto" w:fill="auto"/>
-            <w:noWrap w:val="0"/>
-            <w:tcMar>
-              <w:top w:w="120" w:type="dxa"/>
-              <w:left w:w="-1" w:type="dxa"/>
-              <w:bottom w:w="120" w:type="dxa"/>
-              <w:right w:w="192" w:type="dxa"/>
-            </w:tcMar>
-            <w:vAlign w:val="center"/>
-          </w:tcPr>
-          <w:p>
-            <w:pPr>
-              <w:keepNext w:val="0"/>
-              <w:keepLines w:val="0"/>
-              <w:widowControl/>
-              <w:suppressLineNumbers w:val="0"/>
-              <w:snapToGrid w:val="0"/>
-              <w:spacing w:line="240" w:lineRule="auto"/>
-              <w:ind w:left="0" w:leftChars="0" w:right="0" w:rightChars="0" w:firstLine="0" w:firstLineChars="0"/>
-              <w:jc w:val="center"/>
-              <w:rPr>
-                <w:rFonts w:hint="default" w:ascii="Segoe UI" w:hAnsi="Segoe UI" w:eastAsia="Segoe UI" w:cs="Segoe UI"/>
-                <w:i w:val="0"/>
-                <w:iCs w:val="0"/>
-                <w:caps w:val="0"/>
-                <w:color w:val="0F1115"/>
-                <w:spacing w:val="0"/>
-                <w:sz w:val="18"/>
-                <w:szCs w:val="18"/>
-              </w:rPr>
-            </w:pPr>
-            <w:r>
-              <w:rPr>
-                <w:rFonts w:hint="default" w:ascii="Segoe UI" w:hAnsi="Segoe UI" w:eastAsia="Segoe UI" w:cs="Segoe UI"/>
-                <w:b/>
-                <w:bCs/>
-                <w:i w:val="0"/>
-                <w:iCs w:val="0"/>
-                <w:caps w:val="0"/>
-                <w:snapToGrid w:val="0"/>
-                <w:color w:val="000000"/>
-                <w:spacing w:val="0"/>
-                <w:kern w:val="0"/>
-                <w:sz w:val="18"/>
-                <w:szCs w:val="18"/>
-                <w:bdr w:val="none" w:color="auto" w:sz="0" w:space="0"/>
-                <w:lang w:val="en-US" w:eastAsia="zh-CN" w:bidi="ar"/>
-              </w:rPr>
-              <w:t>文档</w:t>
-            </w:r>
-          </w:p>
-        </w:tc>
-        <w:tc>
-          <w:tcPr>
-            <w:tcW w:w="2518" w:type="dxa"/>
-            <w:tcBorders>
-              <w:top w:val="single" w:color="auto" w:sz="4" w:space="0"/>
-              <w:left w:val="single" w:color="auto" w:sz="4" w:space="0"/>
-              <w:bottom w:val="nil"/>
-              <w:right w:val="nil"/>
-            </w:tcBorders>
-            <w:shd w:val="clear" w:color="auto" w:fill="auto"/>
-            <w:noWrap w:val="0"/>
-            <w:tcMar>
-              <w:top w:w="120" w:type="dxa"/>
-              <w:left w:w="192" w:type="dxa"/>
-              <w:bottom w:w="120" w:type="dxa"/>
-              <w:right w:w="192" w:type="dxa"/>
-            </w:tcMar>
-            <w:vAlign w:val="center"/>
-          </w:tcPr>
-          <w:p>
-            <w:pPr>
-              <w:keepNext w:val="0"/>
-              <w:keepLines w:val="0"/>
-              <w:widowControl/>
-              <w:suppressLineNumbers w:val="0"/>
-              <w:snapToGrid w:val="0"/>
-              <w:spacing w:line="240" w:lineRule="auto"/>
-              <w:ind w:left="0" w:leftChars="0" w:right="0" w:rightChars="0" w:firstLine="0" w:firstLineChars="0"/>
-              <w:jc w:val="left"/>
-              <w:rPr>
-                <w:rFonts w:hint="default" w:ascii="Segoe UI" w:hAnsi="Segoe UI" w:eastAsia="Segoe UI" w:cs="Segoe UI"/>
-                <w:i w:val="0"/>
-                <w:iCs w:val="0"/>
-                <w:caps w:val="0"/>
-                <w:color w:val="0F1115"/>
-                <w:spacing w:val="0"/>
-                <w:sz w:val="18"/>
-                <w:szCs w:val="18"/>
-              </w:rPr>
-            </w:pPr>
-            <w:r>
-              <w:rPr>
-                <w:rFonts w:hint="default" w:ascii="Segoe UI" w:hAnsi="Segoe UI" w:eastAsia="Segoe UI" w:cs="Segoe UI"/>
-                <w:i w:val="0"/>
-                <w:iCs w:val="0"/>
-                <w:caps w:val="0"/>
-                <w:snapToGrid w:val="0"/>
-                <w:color w:val="000000"/>
-                <w:spacing w:val="0"/>
-                <w:kern w:val="0"/>
-                <w:sz w:val="18"/>
-                <w:szCs w:val="18"/>
-                <w:bdr w:val="none" w:color="auto" w:sz="0" w:space="0"/>
-                <w:lang w:val="en-US" w:eastAsia="zh-CN" w:bidi="ar"/>
-              </w:rPr>
-              <w:t>演练方案、评估表、记录本</w:t>
-            </w:r>
-          </w:p>
-        </w:tc>
-        <w:tc>
-          <w:tcPr>
-            <w:tcW w:w="912" w:type="dxa"/>
-            <w:tcBorders>
-              <w:top w:val="single" w:color="auto" w:sz="4" w:space="0"/>
-              <w:left w:val="single" w:color="auto" w:sz="4" w:space="0"/>
-              <w:bottom w:val="nil"/>
-              <w:right w:val="nil"/>
-            </w:tcBorders>
-            <w:shd w:val="clear" w:color="auto" w:fill="auto"/>
-            <w:noWrap w:val="0"/>
-            <w:tcMar>
-              <w:top w:w="120" w:type="dxa"/>
-              <w:left w:w="192" w:type="dxa"/>
-              <w:bottom w:w="120" w:type="dxa"/>
-              <w:right w:w="192" w:type="dxa"/>
-            </w:tcMar>
-            <w:vAlign w:val="center"/>
-          </w:tcPr>
-          <w:p>
-            <w:pPr>
-              <w:keepNext w:val="0"/>
-              <w:keepLines w:val="0"/>
-              <w:widowControl/>
-              <w:suppressLineNumbers w:val="0"/>
-              <w:snapToGrid w:val="0"/>
-              <w:spacing w:line="240" w:lineRule="auto"/>
-              <w:ind w:left="0" w:leftChars="0" w:right="0" w:rightChars="0" w:firstLine="0" w:firstLineChars="0"/>
-              <w:jc w:val="left"/>
-              <w:rPr>
-                <w:rFonts w:hint="default" w:ascii="Segoe UI" w:hAnsi="Segoe UI" w:eastAsia="Segoe UI" w:cs="Segoe UI"/>
-                <w:i w:val="0"/>
-                <w:iCs w:val="0"/>
-                <w:caps w:val="0"/>
-                <w:color w:val="0F1115"/>
-                <w:spacing w:val="0"/>
-                <w:sz w:val="18"/>
-                <w:szCs w:val="18"/>
-              </w:rPr>
-            </w:pPr>
-            <w:r>
-              <w:rPr>
-                <w:rFonts w:hint="default" w:ascii="Segoe UI" w:hAnsi="Segoe UI" w:eastAsia="Segoe UI" w:cs="Segoe UI"/>
-                <w:i w:val="0"/>
-                <w:iCs w:val="0"/>
-                <w:caps w:val="0"/>
-                <w:snapToGrid w:val="0"/>
-                <w:color w:val="000000"/>
-                <w:spacing w:val="0"/>
-                <w:kern w:val="0"/>
-                <w:sz w:val="18"/>
-                <w:szCs w:val="18"/>
-                <w:bdr w:val="none" w:color="auto" w:sz="0" w:space="0"/>
-                <w:lang w:val="en-US" w:eastAsia="zh-CN" w:bidi="ar"/>
-              </w:rPr>
-              <w:t>若干</w:t>
-            </w:r>
-          </w:p>
-        </w:tc>
-        <w:tc>
-          <w:tcPr>
-            <w:tcW w:w="1618" w:type="dxa"/>
-            <w:tcBorders>
-              <w:top w:val="single" w:color="auto" w:sz="4" w:space="0"/>
-              <w:left w:val="single" w:color="auto" w:sz="4" w:space="0"/>
-              <w:bottom w:val="nil"/>
-              <w:right w:val="nil"/>
-            </w:tcBorders>
-            <w:shd w:val="clear" w:color="auto" w:fill="auto"/>
-            <w:noWrap w:val="0"/>
-            <w:tcMar>
-              <w:top w:w="120" w:type="dxa"/>
-              <w:left w:w="192" w:type="dxa"/>
-              <w:bottom w:w="120" w:type="dxa"/>
-              <w:right w:w="192" w:type="dxa"/>
-            </w:tcMar>
-            <w:vAlign w:val="center"/>
-          </w:tcPr>
-          <w:p>
-            <w:pPr>
-              <w:keepNext w:val="0"/>
-              <w:keepLines w:val="0"/>
-              <w:widowControl/>
-              <w:suppressLineNumbers w:val="0"/>
-              <w:snapToGrid w:val="0"/>
-              <w:spacing w:line="240" w:lineRule="auto"/>
-              <w:ind w:left="0" w:leftChars="0" w:right="0" w:rightChars="0" w:firstLine="0" w:firstLineChars="0"/>
-              <w:jc w:val="left"/>
-              <w:rPr>
-                <w:rFonts w:hint="default" w:ascii="Segoe UI" w:hAnsi="Segoe UI" w:eastAsia="Segoe UI" w:cs="Segoe UI"/>
-                <w:i w:val="0"/>
-                <w:iCs w:val="0"/>
-                <w:caps w:val="0"/>
-                <w:color w:val="0F1115"/>
-                <w:spacing w:val="0"/>
-                <w:sz w:val="18"/>
-                <w:szCs w:val="18"/>
-              </w:rPr>
-            </w:pPr>
-            <w:r>
-              <w:rPr>
-                <w:rFonts w:hint="default" w:ascii="Segoe UI" w:hAnsi="Segoe UI" w:eastAsia="Segoe UI" w:cs="Segoe UI"/>
-                <w:i w:val="0"/>
-                <w:iCs w:val="0"/>
-                <w:caps w:val="0"/>
-                <w:snapToGrid w:val="0"/>
-                <w:color w:val="000000"/>
-                <w:spacing w:val="0"/>
-                <w:kern w:val="0"/>
-                <w:sz w:val="18"/>
-                <w:szCs w:val="18"/>
-                <w:bdr w:val="none" w:color="auto" w:sz="0" w:space="0"/>
-                <w:lang w:val="en-US" w:eastAsia="zh-CN" w:bidi="ar"/>
-              </w:rPr>
-              <w:t>赵维涵</w:t>
-            </w:r>
-          </w:p>
-        </w:tc>
-        <w:tc>
-          <w:tcPr>
-            <w:tcW w:w="1339" w:type="dxa"/>
-            <w:tcBorders>
-              <w:top w:val="single" w:color="auto" w:sz="4" w:space="0"/>
-              <w:left w:val="single" w:color="auto" w:sz="4" w:space="0"/>
-              <w:bottom w:val="nil"/>
-              <w:right w:val="nil"/>
-            </w:tcBorders>
-            <w:shd w:val="clear" w:color="auto" w:fill="auto"/>
-            <w:noWrap w:val="0"/>
-            <w:tcMar>
-              <w:top w:w="120" w:type="dxa"/>
-              <w:left w:w="192" w:type="dxa"/>
-              <w:bottom w:w="120" w:type="dxa"/>
-              <w:right w:w="192" w:type="dxa"/>
-            </w:tcMar>
-            <w:vAlign w:val="center"/>
-          </w:tcPr>
-          <w:p>
-            <w:pPr>
-              <w:keepNext w:val="0"/>
-              <w:keepLines w:val="0"/>
-              <w:widowControl/>
-              <w:suppressLineNumbers w:val="0"/>
-              <w:snapToGrid w:val="0"/>
-              <w:spacing w:line="240" w:lineRule="auto"/>
-              <w:ind w:left="0" w:leftChars="0" w:right="0" w:rightChars="0" w:firstLine="0" w:firstLineChars="0"/>
-              <w:jc w:val="left"/>
-              <w:rPr>
-                <w:rFonts w:hint="default" w:ascii="Segoe UI" w:hAnsi="Segoe UI" w:eastAsia="Segoe UI" w:cs="Segoe UI"/>
-                <w:i w:val="0"/>
-                <w:iCs w:val="0"/>
-                <w:caps w:val="0"/>
-                <w:color w:val="0F1115"/>
-                <w:spacing w:val="0"/>
-                <w:sz w:val="18"/>
-                <w:szCs w:val="18"/>
-              </w:rPr>
-            </w:pPr>
-            <w:r>
-              <w:rPr>
-                <w:rFonts w:hint="default" w:ascii="Segoe UI" w:hAnsi="Segoe UI" w:eastAsia="Segoe UI" w:cs="Segoe UI"/>
-                <w:i w:val="0"/>
-                <w:iCs w:val="0"/>
-                <w:caps w:val="0"/>
-                <w:snapToGrid w:val="0"/>
-                <w:color w:val="000000"/>
-                <w:spacing w:val="0"/>
-                <w:kern w:val="0"/>
-                <w:sz w:val="18"/>
-                <w:szCs w:val="18"/>
-                <w:bdr w:val="none" w:color="auto" w:sz="0" w:space="0"/>
-                <w:lang w:val="en-US" w:eastAsia="zh-CN" w:bidi="ar"/>
-              </w:rPr>
-              <w:t>4月7日</w:t>
-            </w:r>
-          </w:p>
-        </w:tc>
-        <w:tc>
-          <w:tcPr>
-            <w:tcW w:w="1156" w:type="dxa"/>
-            <w:tcBorders>
-              <w:top w:val="single" w:color="auto" w:sz="4" w:space="0"/>
-              <w:left w:val="single" w:color="auto" w:sz="4" w:space="0"/>
-              <w:bottom w:val="nil"/>
-              <w:right w:val="single" w:color="auto" w:sz="12" w:space="0"/>
-            </w:tcBorders>
-            <w:shd w:val="clear" w:color="auto" w:fill="auto"/>
-            <w:noWrap w:val="0"/>
-            <w:tcMar>
-              <w:top w:w="120" w:type="dxa"/>
-              <w:left w:w="192" w:type="dxa"/>
-              <w:bottom w:w="120" w:type="dxa"/>
-              <w:right w:w="-1" w:type="dxa"/>
-            </w:tcMar>
-            <w:vAlign w:val="center"/>
-          </w:tcPr>
-          <w:p>
-            <w:pPr>
-              <w:keepNext w:val="0"/>
-              <w:keepLines w:val="0"/>
-              <w:widowControl/>
-              <w:suppressLineNumbers w:val="0"/>
-              <w:snapToGrid w:val="0"/>
-              <w:spacing w:line="240" w:lineRule="auto"/>
-              <w:ind w:left="0" w:leftChars="0" w:right="0" w:rightChars="0" w:firstLine="0" w:firstLineChars="0"/>
-              <w:jc w:val="left"/>
-              <w:rPr>
-                <w:rFonts w:hint="default" w:ascii="Segoe UI" w:hAnsi="Segoe UI" w:eastAsia="Segoe UI" w:cs="Segoe UI"/>
-                <w:i w:val="0"/>
-                <w:iCs w:val="0"/>
-                <w:caps w:val="0"/>
-                <w:color w:val="0F1115"/>
-                <w:spacing w:val="0"/>
-                <w:sz w:val="18"/>
-                <w:szCs w:val="18"/>
-              </w:rPr>
-            </w:pPr>
-            <w:r>
-              <w:rPr>
-                <w:rFonts w:hint="default" w:ascii="Segoe UI" w:hAnsi="Segoe UI" w:eastAsia="Segoe UI" w:cs="Segoe UI"/>
-                <w:i w:val="0"/>
-                <w:iCs w:val="0"/>
-                <w:caps w:val="0"/>
-                <w:snapToGrid w:val="0"/>
-                <w:color w:val="000000"/>
-                <w:spacing w:val="0"/>
-                <w:kern w:val="0"/>
-                <w:sz w:val="18"/>
-                <w:szCs w:val="18"/>
-                <w:bdr w:val="none" w:color="auto" w:sz="0" w:space="0"/>
-                <w:lang w:val="en-US" w:eastAsia="zh-CN" w:bidi="ar"/>
-              </w:rPr>
-              <w:t>—</w:t>
-            </w:r>
-          </w:p>
-        </w:tc>
-      </w:tr>
-      <w:tr>
-        <w:tblPrEx>
-          <w:tblBorders>
-            <w:top w:val="none" w:color="auto" w:sz="0" w:space="0"/>
-            <w:left w:val="none" w:color="auto" w:sz="0" w:space="0"/>
-            <w:bottom w:val="none" w:color="auto" w:sz="0" w:space="0"/>
-            <w:right w:val="none" w:color="auto" w:sz="0" w:space="0"/>
-            <w:insideH w:val="none" w:color="auto" w:sz="0" w:space="0"/>
-            <w:insideV w:val="none" w:color="auto" w:sz="0" w:space="0"/>
-          </w:tblBorders>
-          <w:tblCellMar>
-            <w:top w:w="15" w:type="dxa"/>
-            <w:left w:w="15" w:type="dxa"/>
-            <w:bottom w:w="15" w:type="dxa"/>
-            <w:right w:w="15" w:type="dxa"/>
-          </w:tblCellMar>
-        </w:tblPrEx>
-        <w:trPr>
-          <w:trHeight w:val="0" w:hRule="atLeast"/>
-          <w:jc w:val="center"/>
-        </w:trPr>
-        <w:tc>
-          <w:tcPr>
-            <w:tcW w:w="978" w:type="dxa"/>
-            <w:tcBorders>
-              <w:top w:val="single" w:color="auto" w:sz="4" w:space="0"/>
-              <w:left w:val="single" w:color="auto" w:sz="12" w:space="0"/>
-              <w:bottom w:val="nil"/>
-              <w:right w:val="nil"/>
-            </w:tcBorders>
-            <w:shd w:val="clear" w:color="auto" w:fill="auto"/>
-            <w:noWrap w:val="0"/>
-            <w:tcMar>
-              <w:top w:w="120" w:type="dxa"/>
-              <w:left w:w="-1" w:type="dxa"/>
-              <w:bottom w:w="120" w:type="dxa"/>
-              <w:right w:w="192" w:type="dxa"/>
-            </w:tcMar>
-            <w:vAlign w:val="center"/>
-          </w:tcPr>
-          <w:p>
-            <w:pPr>
-              <w:keepNext w:val="0"/>
-              <w:keepLines w:val="0"/>
-              <w:widowControl/>
-              <w:suppressLineNumbers w:val="0"/>
-              <w:snapToGrid w:val="0"/>
-              <w:spacing w:line="240" w:lineRule="auto"/>
-              <w:ind w:left="0" w:leftChars="0" w:right="0" w:rightChars="0" w:firstLine="0" w:firstLineChars="0"/>
-              <w:jc w:val="center"/>
-              <w:rPr>
-                <w:rFonts w:hint="default" w:ascii="Segoe UI" w:hAnsi="Segoe UI" w:eastAsia="Segoe UI" w:cs="Segoe UI"/>
-                <w:i w:val="0"/>
-                <w:iCs w:val="0"/>
-                <w:caps w:val="0"/>
-                <w:color w:val="0F1115"/>
-                <w:spacing w:val="0"/>
-                <w:sz w:val="18"/>
-                <w:szCs w:val="18"/>
-              </w:rPr>
-            </w:pPr>
-            <w:r>
-              <w:rPr>
-                <w:rFonts w:hint="default" w:ascii="Segoe UI" w:hAnsi="Segoe UI" w:eastAsia="Segoe UI" w:cs="Segoe UI"/>
-                <w:b/>
-                <w:bCs/>
-                <w:i w:val="0"/>
-                <w:iCs w:val="0"/>
-                <w:caps w:val="0"/>
-                <w:snapToGrid w:val="0"/>
-                <w:color w:val="000000"/>
-                <w:spacing w:val="0"/>
-                <w:kern w:val="0"/>
-                <w:sz w:val="18"/>
-                <w:szCs w:val="18"/>
-                <w:bdr w:val="none" w:color="auto" w:sz="0" w:space="0"/>
-                <w:lang w:val="en-US" w:eastAsia="zh-CN" w:bidi="ar"/>
-              </w:rPr>
-              <w:t>影像</w:t>
-            </w:r>
-          </w:p>
-        </w:tc>
-        <w:tc>
-          <w:tcPr>
-            <w:tcW w:w="2518" w:type="dxa"/>
-            <w:tcBorders>
-              <w:top w:val="single" w:color="auto" w:sz="4" w:space="0"/>
-              <w:left w:val="single" w:color="auto" w:sz="4" w:space="0"/>
-              <w:bottom w:val="nil"/>
-              <w:right w:val="nil"/>
-            </w:tcBorders>
-            <w:shd w:val="clear" w:color="auto" w:fill="auto"/>
-            <w:noWrap w:val="0"/>
-            <w:tcMar>
-              <w:top w:w="120" w:type="dxa"/>
-              <w:left w:w="192" w:type="dxa"/>
-              <w:bottom w:w="120" w:type="dxa"/>
-              <w:right w:w="192" w:type="dxa"/>
-            </w:tcMar>
-            <w:vAlign w:val="center"/>
-          </w:tcPr>
-          <w:p>
-            <w:pPr>
-              <w:keepNext w:val="0"/>
-              <w:keepLines w:val="0"/>
-              <w:widowControl/>
-              <w:suppressLineNumbers w:val="0"/>
-              <w:snapToGrid w:val="0"/>
-              <w:spacing w:line="240" w:lineRule="auto"/>
-              <w:ind w:left="0" w:leftChars="0" w:right="0" w:rightChars="0" w:firstLine="0" w:firstLineChars="0"/>
-              <w:jc w:val="left"/>
-              <w:rPr>
-                <w:rFonts w:hint="default" w:ascii="Segoe UI" w:hAnsi="Segoe UI" w:eastAsia="Segoe UI" w:cs="Segoe UI"/>
-                <w:i w:val="0"/>
-                <w:iCs w:val="0"/>
-                <w:caps w:val="0"/>
-                <w:color w:val="0F1115"/>
-                <w:spacing w:val="0"/>
-                <w:sz w:val="18"/>
-                <w:szCs w:val="18"/>
-              </w:rPr>
-            </w:pPr>
-            <w:r>
-              <w:rPr>
-                <w:rFonts w:hint="default" w:ascii="Segoe UI" w:hAnsi="Segoe UI" w:eastAsia="Segoe UI" w:cs="Segoe UI"/>
-                <w:i w:val="0"/>
-                <w:iCs w:val="0"/>
-                <w:caps w:val="0"/>
-                <w:snapToGrid w:val="0"/>
-                <w:color w:val="000000"/>
-                <w:spacing w:val="0"/>
-                <w:kern w:val="0"/>
-                <w:sz w:val="18"/>
-                <w:szCs w:val="18"/>
-                <w:bdr w:val="none" w:color="auto" w:sz="0" w:space="0"/>
-                <w:lang w:val="en-US" w:eastAsia="zh-CN" w:bidi="ar"/>
-              </w:rPr>
-              <w:t>摄影/摄像设备</w:t>
-            </w:r>
-          </w:p>
-        </w:tc>
-        <w:tc>
-          <w:tcPr>
-            <w:tcW w:w="912" w:type="dxa"/>
-            <w:tcBorders>
-              <w:top w:val="single" w:color="auto" w:sz="4" w:space="0"/>
-              <w:left w:val="single" w:color="auto" w:sz="4" w:space="0"/>
-              <w:bottom w:val="nil"/>
-              <w:right w:val="nil"/>
-            </w:tcBorders>
-            <w:shd w:val="clear" w:color="auto" w:fill="auto"/>
-            <w:noWrap w:val="0"/>
-            <w:tcMar>
-              <w:top w:w="120" w:type="dxa"/>
-              <w:left w:w="192" w:type="dxa"/>
-              <w:bottom w:w="120" w:type="dxa"/>
-              <w:right w:w="192" w:type="dxa"/>
-            </w:tcMar>
-            <w:vAlign w:val="center"/>
-          </w:tcPr>
-          <w:p>
-            <w:pPr>
-              <w:keepNext w:val="0"/>
-              <w:keepLines w:val="0"/>
-              <w:widowControl/>
-              <w:suppressLineNumbers w:val="0"/>
-              <w:snapToGrid w:val="0"/>
-              <w:spacing w:line="240" w:lineRule="auto"/>
-              <w:ind w:left="0" w:leftChars="0" w:right="0" w:rightChars="0" w:firstLine="0" w:firstLineChars="0"/>
-              <w:jc w:val="left"/>
-              <w:rPr>
-                <w:rFonts w:hint="default" w:ascii="Segoe UI" w:hAnsi="Segoe UI" w:eastAsia="Segoe UI" w:cs="Segoe UI"/>
-                <w:i w:val="0"/>
-                <w:iCs w:val="0"/>
-                <w:caps w:val="0"/>
-                <w:color w:val="0F1115"/>
-                <w:spacing w:val="0"/>
-                <w:sz w:val="18"/>
-                <w:szCs w:val="18"/>
-              </w:rPr>
-            </w:pPr>
-            <w:r>
-              <w:rPr>
-                <w:rFonts w:hint="default" w:ascii="Segoe UI" w:hAnsi="Segoe UI" w:eastAsia="Segoe UI" w:cs="Segoe UI"/>
-                <w:i w:val="0"/>
-                <w:iCs w:val="0"/>
-                <w:caps w:val="0"/>
-                <w:snapToGrid w:val="0"/>
-                <w:color w:val="000000"/>
-                <w:spacing w:val="0"/>
-                <w:kern w:val="0"/>
-                <w:sz w:val="18"/>
-                <w:szCs w:val="18"/>
-                <w:bdr w:val="none" w:color="auto" w:sz="0" w:space="0"/>
-                <w:lang w:val="en-US" w:eastAsia="zh-CN" w:bidi="ar"/>
-              </w:rPr>
-              <w:t>2套</w:t>
-            </w:r>
-          </w:p>
-        </w:tc>
-        <w:tc>
-          <w:tcPr>
-            <w:tcW w:w="1618" w:type="dxa"/>
-            <w:tcBorders>
-              <w:top w:val="single" w:color="auto" w:sz="4" w:space="0"/>
-              <w:left w:val="single" w:color="auto" w:sz="4" w:space="0"/>
-              <w:bottom w:val="nil"/>
-              <w:right w:val="nil"/>
-            </w:tcBorders>
-            <w:shd w:val="clear" w:color="auto" w:fill="auto"/>
-            <w:noWrap w:val="0"/>
-            <w:tcMar>
-              <w:top w:w="120" w:type="dxa"/>
-              <w:left w:w="192" w:type="dxa"/>
-              <w:bottom w:w="120" w:type="dxa"/>
-              <w:right w:w="192" w:type="dxa"/>
-            </w:tcMar>
-            <w:vAlign w:val="center"/>
-          </w:tcPr>
-          <w:p>
-            <w:pPr>
-              <w:keepNext w:val="0"/>
-              <w:keepLines w:val="0"/>
-              <w:widowControl/>
-              <w:suppressLineNumbers w:val="0"/>
-              <w:snapToGrid w:val="0"/>
-              <w:spacing w:line="240" w:lineRule="auto"/>
-              <w:ind w:left="0" w:leftChars="0" w:right="0" w:rightChars="0" w:firstLine="0" w:firstLineChars="0"/>
-              <w:jc w:val="left"/>
-              <w:rPr>
-                <w:rFonts w:hint="default" w:ascii="Segoe UI" w:hAnsi="Segoe UI" w:eastAsia="Segoe UI" w:cs="Segoe UI"/>
-                <w:i w:val="0"/>
-                <w:iCs w:val="0"/>
-                <w:caps w:val="0"/>
-                <w:color w:val="0F1115"/>
-                <w:spacing w:val="0"/>
-                <w:sz w:val="18"/>
-                <w:szCs w:val="18"/>
-              </w:rPr>
-            </w:pPr>
-            <w:r>
-              <w:rPr>
-                <w:rFonts w:hint="default" w:ascii="Segoe UI" w:hAnsi="Segoe UI" w:eastAsia="Segoe UI" w:cs="Segoe UI"/>
-                <w:i w:val="0"/>
-                <w:iCs w:val="0"/>
-                <w:caps w:val="0"/>
-                <w:snapToGrid w:val="0"/>
-                <w:color w:val="000000"/>
-                <w:spacing w:val="0"/>
-                <w:kern w:val="0"/>
-                <w:sz w:val="18"/>
-                <w:szCs w:val="18"/>
-                <w:bdr w:val="none" w:color="auto" w:sz="0" w:space="0"/>
-                <w:lang w:val="en-US" w:eastAsia="zh-CN" w:bidi="ar"/>
-              </w:rPr>
-              <w:t>评估组指定人员</w:t>
-            </w:r>
-          </w:p>
-        </w:tc>
-        <w:tc>
-          <w:tcPr>
-            <w:tcW w:w="1339" w:type="dxa"/>
-            <w:tcBorders>
-              <w:top w:val="single" w:color="auto" w:sz="4" w:space="0"/>
-              <w:left w:val="single" w:color="auto" w:sz="4" w:space="0"/>
-              <w:bottom w:val="nil"/>
-              <w:right w:val="nil"/>
-            </w:tcBorders>
-            <w:shd w:val="clear" w:color="auto" w:fill="auto"/>
-            <w:noWrap w:val="0"/>
-            <w:tcMar>
-              <w:top w:w="120" w:type="dxa"/>
-              <w:left w:w="192" w:type="dxa"/>
-              <w:bottom w:w="120" w:type="dxa"/>
-              <w:right w:w="192" w:type="dxa"/>
-            </w:tcMar>
-            <w:vAlign w:val="center"/>
-          </w:tcPr>
-          <w:p>
-            <w:pPr>
-              <w:keepNext w:val="0"/>
-              <w:keepLines w:val="0"/>
-              <w:widowControl/>
-              <w:suppressLineNumbers w:val="0"/>
-              <w:snapToGrid w:val="0"/>
-              <w:spacing w:line="240" w:lineRule="auto"/>
-              <w:ind w:left="0" w:leftChars="0" w:right="0" w:rightChars="0" w:firstLine="0" w:firstLineChars="0"/>
-              <w:jc w:val="left"/>
-              <w:rPr>
-                <w:rFonts w:hint="default" w:ascii="Segoe UI" w:hAnsi="Segoe UI" w:eastAsia="Segoe UI" w:cs="Segoe UI"/>
-                <w:i w:val="0"/>
-                <w:iCs w:val="0"/>
-                <w:caps w:val="0"/>
-                <w:color w:val="0F1115"/>
-                <w:spacing w:val="0"/>
-                <w:sz w:val="18"/>
-                <w:szCs w:val="18"/>
-              </w:rPr>
-            </w:pPr>
-            <w:r>
-              <w:rPr>
-                <w:rFonts w:hint="default" w:ascii="Segoe UI" w:hAnsi="Segoe UI" w:eastAsia="Segoe UI" w:cs="Segoe UI"/>
-                <w:i w:val="0"/>
-                <w:iCs w:val="0"/>
-                <w:caps w:val="0"/>
-                <w:snapToGrid w:val="0"/>
-                <w:color w:val="000000"/>
-                <w:spacing w:val="0"/>
-                <w:kern w:val="0"/>
-                <w:sz w:val="18"/>
-                <w:szCs w:val="18"/>
-                <w:bdr w:val="none" w:color="auto" w:sz="0" w:space="0"/>
-                <w:lang w:val="en-US" w:eastAsia="zh-CN" w:bidi="ar"/>
-              </w:rPr>
-              <w:t>4月8日</w:t>
-            </w:r>
-          </w:p>
-        </w:tc>
-        <w:tc>
-          <w:tcPr>
-            <w:tcW w:w="1156" w:type="dxa"/>
-            <w:tcBorders>
-              <w:top w:val="single" w:color="auto" w:sz="4" w:space="0"/>
-              <w:left w:val="single" w:color="auto" w:sz="4" w:space="0"/>
-              <w:bottom w:val="nil"/>
-              <w:right w:val="single" w:color="auto" w:sz="12" w:space="0"/>
-            </w:tcBorders>
-            <w:shd w:val="clear" w:color="auto" w:fill="auto"/>
-            <w:noWrap w:val="0"/>
-            <w:tcMar>
-              <w:top w:w="120" w:type="dxa"/>
-              <w:left w:w="192" w:type="dxa"/>
-              <w:bottom w:w="120" w:type="dxa"/>
-              <w:right w:w="-1" w:type="dxa"/>
-            </w:tcMar>
-            <w:vAlign w:val="center"/>
-          </w:tcPr>
-          <w:p>
-            <w:pPr>
-              <w:keepNext w:val="0"/>
-              <w:keepLines w:val="0"/>
-              <w:widowControl/>
-              <w:suppressLineNumbers w:val="0"/>
-              <w:snapToGrid w:val="0"/>
-              <w:spacing w:line="240" w:lineRule="auto"/>
-              <w:ind w:left="0" w:leftChars="0" w:right="0" w:rightChars="0" w:firstLine="0" w:firstLineChars="0"/>
-              <w:jc w:val="left"/>
-              <w:rPr>
-                <w:rFonts w:hint="default" w:ascii="Segoe UI" w:hAnsi="Segoe UI" w:eastAsia="Segoe UI" w:cs="Segoe UI"/>
-                <w:i w:val="0"/>
-                <w:iCs w:val="0"/>
-                <w:caps w:val="0"/>
-                <w:color w:val="0F1115"/>
-                <w:spacing w:val="0"/>
-                <w:sz w:val="18"/>
-                <w:szCs w:val="18"/>
-              </w:rPr>
-            </w:pPr>
-            <w:r>
-              <w:rPr>
-                <w:rFonts w:hint="default" w:ascii="Segoe UI" w:hAnsi="Segoe UI" w:eastAsia="Segoe UI" w:cs="Segoe UI"/>
-                <w:i w:val="0"/>
-                <w:iCs w:val="0"/>
-                <w:caps w:val="0"/>
-                <w:snapToGrid w:val="0"/>
-                <w:color w:val="000000"/>
-                <w:spacing w:val="0"/>
-                <w:kern w:val="0"/>
-                <w:sz w:val="18"/>
-                <w:szCs w:val="18"/>
-                <w:bdr w:val="none" w:color="auto" w:sz="0" w:space="0"/>
-                <w:lang w:val="en-US" w:eastAsia="zh-CN" w:bidi="ar"/>
-              </w:rPr>
-              <w:t>全程记录</w:t>
             </w:r>
           </w:p>
         </w:tc>
@@ -5824,6 +5057,750 @@
             <w:tcBorders>
               <w:top w:val="single" w:color="auto" w:sz="4" w:space="0"/>
               <w:left w:val="single" w:color="auto" w:sz="12" w:space="0"/>
+              <w:bottom w:val="nil"/>
+              <w:right w:val="nil"/>
+            </w:tcBorders>
+            <w:shd w:val="clear" w:color="auto" w:fill="auto"/>
+            <w:noWrap w:val="0"/>
+            <w:tcMar>
+              <w:top w:w="120" w:type="dxa"/>
+              <w:left w:w="-1" w:type="dxa"/>
+              <w:bottom w:w="120" w:type="dxa"/>
+              <w:right w:w="192" w:type="dxa"/>
+            </w:tcMar>
+            <w:vAlign w:val="center"/>
+          </w:tcPr>
+          <w:p>
+            <w:pPr>
+              <w:keepNext w:val="0"/>
+              <w:keepLines w:val="0"/>
+              <w:widowControl/>
+              <w:suppressLineNumbers w:val="0"/>
+              <w:snapToGrid w:val="0"/>
+              <w:spacing w:line="240" w:lineRule="auto"/>
+              <w:ind w:left="0" w:leftChars="0" w:right="0" w:rightChars="0" w:firstLine="0" w:firstLineChars="0"/>
+              <w:jc w:val="center"/>
+              <w:rPr>
+                <w:rFonts w:hint="default" w:ascii="Segoe UI" w:hAnsi="Segoe UI" w:eastAsia="Segoe UI" w:cs="Segoe UI"/>
+                <w:i w:val="0"/>
+                <w:iCs w:val="0"/>
+                <w:caps w:val="0"/>
+                <w:color w:val="0F1115"/>
+                <w:spacing w:val="0"/>
+                <w:sz w:val="18"/>
+                <w:szCs w:val="18"/>
+              </w:rPr>
+            </w:pPr>
+            <w:r>
+              <w:rPr>
+                <w:rFonts w:hint="default" w:ascii="Segoe UI" w:hAnsi="Segoe UI" w:eastAsia="Segoe UI" w:cs="Segoe UI"/>
+                <w:b/>
+                <w:bCs/>
+                <w:i w:val="0"/>
+                <w:iCs w:val="0"/>
+                <w:caps w:val="0"/>
+                <w:snapToGrid w:val="0"/>
+                <w:color w:val="000000"/>
+                <w:spacing w:val="0"/>
+                <w:kern w:val="0"/>
+                <w:sz w:val="18"/>
+                <w:szCs w:val="18"/>
+                <w:lang w:val="en-US" w:eastAsia="zh-CN" w:bidi="ar"/>
+              </w:rPr>
+              <w:t>文档</w:t>
+            </w:r>
+          </w:p>
+        </w:tc>
+        <w:tc>
+          <w:tcPr>
+            <w:tcW w:w="2518" w:type="dxa"/>
+            <w:tcBorders>
+              <w:top w:val="single" w:color="auto" w:sz="4" w:space="0"/>
+              <w:left w:val="single" w:color="auto" w:sz="4" w:space="0"/>
+              <w:bottom w:val="nil"/>
+              <w:right w:val="nil"/>
+            </w:tcBorders>
+            <w:shd w:val="clear" w:color="auto" w:fill="auto"/>
+            <w:noWrap w:val="0"/>
+            <w:tcMar>
+              <w:top w:w="120" w:type="dxa"/>
+              <w:left w:w="192" w:type="dxa"/>
+              <w:bottom w:w="120" w:type="dxa"/>
+              <w:right w:w="192" w:type="dxa"/>
+            </w:tcMar>
+            <w:vAlign w:val="center"/>
+          </w:tcPr>
+          <w:p>
+            <w:pPr>
+              <w:keepNext w:val="0"/>
+              <w:keepLines w:val="0"/>
+              <w:widowControl/>
+              <w:suppressLineNumbers w:val="0"/>
+              <w:snapToGrid w:val="0"/>
+              <w:spacing w:line="240" w:lineRule="auto"/>
+              <w:ind w:left="0" w:leftChars="0" w:right="0" w:rightChars="0" w:firstLine="0" w:firstLineChars="0"/>
+              <w:jc w:val="left"/>
+              <w:rPr>
+                <w:rFonts w:hint="default" w:ascii="Segoe UI" w:hAnsi="Segoe UI" w:eastAsia="Segoe UI" w:cs="Segoe UI"/>
+                <w:i w:val="0"/>
+                <w:iCs w:val="0"/>
+                <w:caps w:val="0"/>
+                <w:color w:val="0F1115"/>
+                <w:spacing w:val="0"/>
+                <w:sz w:val="18"/>
+                <w:szCs w:val="18"/>
+              </w:rPr>
+            </w:pPr>
+            <w:r>
+              <w:rPr>
+                <w:rFonts w:hint="default" w:ascii="Segoe UI" w:hAnsi="Segoe UI" w:eastAsia="Segoe UI" w:cs="Segoe UI"/>
+                <w:i w:val="0"/>
+                <w:iCs w:val="0"/>
+                <w:caps w:val="0"/>
+                <w:snapToGrid w:val="0"/>
+                <w:color w:val="000000"/>
+                <w:spacing w:val="0"/>
+                <w:kern w:val="0"/>
+                <w:sz w:val="18"/>
+                <w:szCs w:val="18"/>
+                <w:lang w:val="en-US" w:eastAsia="zh-CN" w:bidi="ar"/>
+              </w:rPr>
+              <w:t>演练方案、评估表、记录本</w:t>
+            </w:r>
+          </w:p>
+        </w:tc>
+        <w:tc>
+          <w:tcPr>
+            <w:tcW w:w="912" w:type="dxa"/>
+            <w:tcBorders>
+              <w:top w:val="single" w:color="auto" w:sz="4" w:space="0"/>
+              <w:left w:val="single" w:color="auto" w:sz="4" w:space="0"/>
+              <w:bottom w:val="nil"/>
+              <w:right w:val="nil"/>
+            </w:tcBorders>
+            <w:shd w:val="clear" w:color="auto" w:fill="auto"/>
+            <w:noWrap w:val="0"/>
+            <w:tcMar>
+              <w:top w:w="120" w:type="dxa"/>
+              <w:left w:w="192" w:type="dxa"/>
+              <w:bottom w:w="120" w:type="dxa"/>
+              <w:right w:w="192" w:type="dxa"/>
+            </w:tcMar>
+            <w:vAlign w:val="center"/>
+          </w:tcPr>
+          <w:p>
+            <w:pPr>
+              <w:keepNext w:val="0"/>
+              <w:keepLines w:val="0"/>
+              <w:widowControl/>
+              <w:suppressLineNumbers w:val="0"/>
+              <w:snapToGrid w:val="0"/>
+              <w:spacing w:line="240" w:lineRule="auto"/>
+              <w:ind w:left="0" w:leftChars="0" w:right="0" w:rightChars="0" w:firstLine="0" w:firstLineChars="0"/>
+              <w:jc w:val="left"/>
+              <w:rPr>
+                <w:rFonts w:hint="default" w:ascii="Segoe UI" w:hAnsi="Segoe UI" w:eastAsia="Segoe UI" w:cs="Segoe UI"/>
+                <w:i w:val="0"/>
+                <w:iCs w:val="0"/>
+                <w:caps w:val="0"/>
+                <w:color w:val="0F1115"/>
+                <w:spacing w:val="0"/>
+                <w:sz w:val="18"/>
+                <w:szCs w:val="18"/>
+              </w:rPr>
+            </w:pPr>
+            <w:r>
+              <w:rPr>
+                <w:rFonts w:hint="default" w:ascii="Segoe UI" w:hAnsi="Segoe UI" w:eastAsia="Segoe UI" w:cs="Segoe UI"/>
+                <w:i w:val="0"/>
+                <w:iCs w:val="0"/>
+                <w:caps w:val="0"/>
+                <w:snapToGrid w:val="0"/>
+                <w:color w:val="000000"/>
+                <w:spacing w:val="0"/>
+                <w:kern w:val="0"/>
+                <w:sz w:val="18"/>
+                <w:szCs w:val="18"/>
+                <w:lang w:val="en-US" w:eastAsia="zh-CN" w:bidi="ar"/>
+              </w:rPr>
+              <w:t>若干</w:t>
+            </w:r>
+          </w:p>
+        </w:tc>
+        <w:tc>
+          <w:tcPr>
+            <w:tcW w:w="1618" w:type="dxa"/>
+            <w:tcBorders>
+              <w:top w:val="single" w:color="auto" w:sz="4" w:space="0"/>
+              <w:left w:val="single" w:color="auto" w:sz="4" w:space="0"/>
+              <w:bottom w:val="nil"/>
+              <w:right w:val="nil"/>
+            </w:tcBorders>
+            <w:shd w:val="clear" w:color="auto" w:fill="auto"/>
+            <w:noWrap w:val="0"/>
+            <w:tcMar>
+              <w:top w:w="120" w:type="dxa"/>
+              <w:left w:w="192" w:type="dxa"/>
+              <w:bottom w:w="120" w:type="dxa"/>
+              <w:right w:w="192" w:type="dxa"/>
+            </w:tcMar>
+            <w:vAlign w:val="center"/>
+          </w:tcPr>
+          <w:p>
+            <w:pPr>
+              <w:keepNext w:val="0"/>
+              <w:keepLines w:val="0"/>
+              <w:widowControl/>
+              <w:suppressLineNumbers w:val="0"/>
+              <w:snapToGrid w:val="0"/>
+              <w:spacing w:line="240" w:lineRule="auto"/>
+              <w:ind w:left="0" w:leftChars="0" w:right="0" w:rightChars="0" w:firstLine="0" w:firstLineChars="0"/>
+              <w:jc w:val="left"/>
+              <w:rPr>
+                <w:rFonts w:hint="default" w:ascii="Segoe UI" w:hAnsi="Segoe UI" w:eastAsia="Segoe UI" w:cs="Segoe UI"/>
+                <w:i w:val="0"/>
+                <w:iCs w:val="0"/>
+                <w:caps w:val="0"/>
+                <w:color w:val="0F1115"/>
+                <w:spacing w:val="0"/>
+                <w:sz w:val="18"/>
+                <w:szCs w:val="18"/>
+              </w:rPr>
+            </w:pPr>
+            <w:r>
+              <w:rPr>
+                <w:rFonts w:hint="default" w:ascii="Segoe UI" w:hAnsi="Segoe UI" w:eastAsia="Segoe UI" w:cs="Segoe UI"/>
+                <w:i w:val="0"/>
+                <w:iCs w:val="0"/>
+                <w:caps w:val="0"/>
+                <w:snapToGrid w:val="0"/>
+                <w:color w:val="000000"/>
+                <w:spacing w:val="0"/>
+                <w:kern w:val="0"/>
+                <w:sz w:val="18"/>
+                <w:szCs w:val="18"/>
+                <w:lang w:val="en-US" w:eastAsia="zh-CN" w:bidi="ar"/>
+              </w:rPr>
+              <w:t>赵维涵</w:t>
+            </w:r>
+          </w:p>
+        </w:tc>
+        <w:tc>
+          <w:tcPr>
+            <w:tcW w:w="1339" w:type="dxa"/>
+            <w:tcBorders>
+              <w:top w:val="single" w:color="auto" w:sz="4" w:space="0"/>
+              <w:left w:val="single" w:color="auto" w:sz="4" w:space="0"/>
+              <w:bottom w:val="nil"/>
+              <w:right w:val="nil"/>
+            </w:tcBorders>
+            <w:shd w:val="clear" w:color="auto" w:fill="auto"/>
+            <w:noWrap w:val="0"/>
+            <w:tcMar>
+              <w:top w:w="120" w:type="dxa"/>
+              <w:left w:w="192" w:type="dxa"/>
+              <w:bottom w:w="120" w:type="dxa"/>
+              <w:right w:w="192" w:type="dxa"/>
+            </w:tcMar>
+            <w:vAlign w:val="center"/>
+          </w:tcPr>
+          <w:p>
+            <w:pPr>
+              <w:keepNext w:val="0"/>
+              <w:keepLines w:val="0"/>
+              <w:widowControl/>
+              <w:suppressLineNumbers w:val="0"/>
+              <w:snapToGrid w:val="0"/>
+              <w:spacing w:line="240" w:lineRule="auto"/>
+              <w:ind w:left="0" w:leftChars="0" w:right="0" w:rightChars="0" w:firstLine="0" w:firstLineChars="0"/>
+              <w:jc w:val="left"/>
+              <w:rPr>
+                <w:rFonts w:hint="default" w:ascii="Segoe UI" w:hAnsi="Segoe UI" w:eastAsia="Segoe UI" w:cs="Segoe UI"/>
+                <w:i w:val="0"/>
+                <w:iCs w:val="0"/>
+                <w:caps w:val="0"/>
+                <w:color w:val="0F1115"/>
+                <w:spacing w:val="0"/>
+                <w:sz w:val="18"/>
+                <w:szCs w:val="18"/>
+              </w:rPr>
+            </w:pPr>
+            <w:r>
+              <w:rPr>
+                <w:rFonts w:hint="default" w:ascii="Segoe UI" w:hAnsi="Segoe UI" w:eastAsia="Segoe UI" w:cs="Segoe UI"/>
+                <w:i w:val="0"/>
+                <w:iCs w:val="0"/>
+                <w:caps w:val="0"/>
+                <w:snapToGrid w:val="0"/>
+                <w:color w:val="000000"/>
+                <w:spacing w:val="0"/>
+                <w:kern w:val="0"/>
+                <w:sz w:val="18"/>
+                <w:szCs w:val="18"/>
+                <w:lang w:val="en-US" w:eastAsia="zh-CN" w:bidi="ar"/>
+              </w:rPr>
+              <w:t>4月7日</w:t>
+            </w:r>
+          </w:p>
+        </w:tc>
+        <w:tc>
+          <w:tcPr>
+            <w:tcW w:w="1156" w:type="dxa"/>
+            <w:tcBorders>
+              <w:top w:val="single" w:color="auto" w:sz="4" w:space="0"/>
+              <w:left w:val="single" w:color="auto" w:sz="4" w:space="0"/>
+              <w:bottom w:val="nil"/>
+              <w:right w:val="single" w:color="auto" w:sz="12" w:space="0"/>
+            </w:tcBorders>
+            <w:shd w:val="clear" w:color="auto" w:fill="auto"/>
+            <w:noWrap w:val="0"/>
+            <w:tcMar>
+              <w:top w:w="120" w:type="dxa"/>
+              <w:left w:w="192" w:type="dxa"/>
+              <w:bottom w:w="120" w:type="dxa"/>
+              <w:right w:w="-1" w:type="dxa"/>
+            </w:tcMar>
+            <w:vAlign w:val="center"/>
+          </w:tcPr>
+          <w:p>
+            <w:pPr>
+              <w:keepNext w:val="0"/>
+              <w:keepLines w:val="0"/>
+              <w:widowControl/>
+              <w:suppressLineNumbers w:val="0"/>
+              <w:snapToGrid w:val="0"/>
+              <w:spacing w:line="240" w:lineRule="auto"/>
+              <w:ind w:left="0" w:leftChars="0" w:right="0" w:rightChars="0" w:firstLine="0" w:firstLineChars="0"/>
+              <w:jc w:val="left"/>
+              <w:rPr>
+                <w:rFonts w:hint="default" w:ascii="Segoe UI" w:hAnsi="Segoe UI" w:eastAsia="Segoe UI" w:cs="Segoe UI"/>
+                <w:i w:val="0"/>
+                <w:iCs w:val="0"/>
+                <w:caps w:val="0"/>
+                <w:color w:val="0F1115"/>
+                <w:spacing w:val="0"/>
+                <w:sz w:val="18"/>
+                <w:szCs w:val="18"/>
+              </w:rPr>
+            </w:pPr>
+            <w:r>
+              <w:rPr>
+                <w:rFonts w:hint="default" w:ascii="Segoe UI" w:hAnsi="Segoe UI" w:eastAsia="Segoe UI" w:cs="Segoe UI"/>
+                <w:i w:val="0"/>
+                <w:iCs w:val="0"/>
+                <w:caps w:val="0"/>
+                <w:snapToGrid w:val="0"/>
+                <w:color w:val="000000"/>
+                <w:spacing w:val="0"/>
+                <w:kern w:val="0"/>
+                <w:sz w:val="18"/>
+                <w:szCs w:val="18"/>
+                <w:lang w:val="en-US" w:eastAsia="zh-CN" w:bidi="ar"/>
+              </w:rPr>
+              <w:t>—</w:t>
+            </w:r>
+          </w:p>
+        </w:tc>
+      </w:tr>
+      <w:tr>
+        <w:tblPrEx>
+          <w:tblBorders>
+            <w:top w:val="none" w:color="auto" w:sz="0" w:space="0"/>
+            <w:left w:val="none" w:color="auto" w:sz="0" w:space="0"/>
+            <w:bottom w:val="none" w:color="auto" w:sz="0" w:space="0"/>
+            <w:right w:val="none" w:color="auto" w:sz="0" w:space="0"/>
+            <w:insideH w:val="none" w:color="auto" w:sz="0" w:space="0"/>
+            <w:insideV w:val="none" w:color="auto" w:sz="0" w:space="0"/>
+          </w:tblBorders>
+          <w:tblCellMar>
+            <w:top w:w="15" w:type="dxa"/>
+            <w:left w:w="15" w:type="dxa"/>
+            <w:bottom w:w="15" w:type="dxa"/>
+            <w:right w:w="15" w:type="dxa"/>
+          </w:tblCellMar>
+        </w:tblPrEx>
+        <w:trPr>
+          <w:trHeight w:val="0" w:hRule="atLeast"/>
+          <w:jc w:val="center"/>
+        </w:trPr>
+        <w:tc>
+          <w:tcPr>
+            <w:tcW w:w="978" w:type="dxa"/>
+            <w:tcBorders>
+              <w:top w:val="single" w:color="auto" w:sz="4" w:space="0"/>
+              <w:left w:val="single" w:color="auto" w:sz="12" w:space="0"/>
+              <w:bottom w:val="nil"/>
+              <w:right w:val="nil"/>
+            </w:tcBorders>
+            <w:shd w:val="clear" w:color="auto" w:fill="auto"/>
+            <w:noWrap w:val="0"/>
+            <w:tcMar>
+              <w:top w:w="120" w:type="dxa"/>
+              <w:left w:w="-1" w:type="dxa"/>
+              <w:bottom w:w="120" w:type="dxa"/>
+              <w:right w:w="192" w:type="dxa"/>
+            </w:tcMar>
+            <w:vAlign w:val="center"/>
+          </w:tcPr>
+          <w:p>
+            <w:pPr>
+              <w:keepNext w:val="0"/>
+              <w:keepLines w:val="0"/>
+              <w:widowControl/>
+              <w:suppressLineNumbers w:val="0"/>
+              <w:snapToGrid w:val="0"/>
+              <w:spacing w:line="240" w:lineRule="auto"/>
+              <w:ind w:left="0" w:leftChars="0" w:right="0" w:rightChars="0" w:firstLine="0" w:firstLineChars="0"/>
+              <w:jc w:val="center"/>
+              <w:rPr>
+                <w:rFonts w:hint="default" w:ascii="Segoe UI" w:hAnsi="Segoe UI" w:eastAsia="Segoe UI" w:cs="Segoe UI"/>
+                <w:i w:val="0"/>
+                <w:iCs w:val="0"/>
+                <w:caps w:val="0"/>
+                <w:color w:val="0F1115"/>
+                <w:spacing w:val="0"/>
+                <w:sz w:val="18"/>
+                <w:szCs w:val="18"/>
+              </w:rPr>
+            </w:pPr>
+            <w:r>
+              <w:rPr>
+                <w:rFonts w:hint="default" w:ascii="Segoe UI" w:hAnsi="Segoe UI" w:eastAsia="Segoe UI" w:cs="Segoe UI"/>
+                <w:b/>
+                <w:bCs/>
+                <w:i w:val="0"/>
+                <w:iCs w:val="0"/>
+                <w:caps w:val="0"/>
+                <w:snapToGrid w:val="0"/>
+                <w:color w:val="000000"/>
+                <w:spacing w:val="0"/>
+                <w:kern w:val="0"/>
+                <w:sz w:val="18"/>
+                <w:szCs w:val="18"/>
+                <w:lang w:val="en-US" w:eastAsia="zh-CN" w:bidi="ar"/>
+              </w:rPr>
+              <w:t>影像</w:t>
+            </w:r>
+          </w:p>
+        </w:tc>
+        <w:tc>
+          <w:tcPr>
+            <w:tcW w:w="2518" w:type="dxa"/>
+            <w:tcBorders>
+              <w:top w:val="single" w:color="auto" w:sz="4" w:space="0"/>
+              <w:left w:val="single" w:color="auto" w:sz="4" w:space="0"/>
+              <w:bottom w:val="nil"/>
+              <w:right w:val="nil"/>
+            </w:tcBorders>
+            <w:shd w:val="clear" w:color="auto" w:fill="auto"/>
+            <w:noWrap w:val="0"/>
+            <w:tcMar>
+              <w:top w:w="120" w:type="dxa"/>
+              <w:left w:w="192" w:type="dxa"/>
+              <w:bottom w:w="120" w:type="dxa"/>
+              <w:right w:w="192" w:type="dxa"/>
+            </w:tcMar>
+            <w:vAlign w:val="center"/>
+          </w:tcPr>
+          <w:p>
+            <w:pPr>
+              <w:keepNext w:val="0"/>
+              <w:keepLines w:val="0"/>
+              <w:widowControl/>
+              <w:suppressLineNumbers w:val="0"/>
+              <w:snapToGrid w:val="0"/>
+              <w:spacing w:line="240" w:lineRule="auto"/>
+              <w:ind w:left="0" w:leftChars="0" w:right="0" w:rightChars="0" w:firstLine="0" w:firstLineChars="0"/>
+              <w:jc w:val="left"/>
+              <w:rPr>
+                <w:rFonts w:hint="default" w:ascii="Segoe UI" w:hAnsi="Segoe UI" w:eastAsia="Segoe UI" w:cs="Segoe UI"/>
+                <w:i w:val="0"/>
+                <w:iCs w:val="0"/>
+                <w:caps w:val="0"/>
+                <w:color w:val="0F1115"/>
+                <w:spacing w:val="0"/>
+                <w:sz w:val="18"/>
+                <w:szCs w:val="18"/>
+              </w:rPr>
+            </w:pPr>
+            <w:r>
+              <w:rPr>
+                <w:rFonts w:hint="default" w:ascii="Segoe UI" w:hAnsi="Segoe UI" w:eastAsia="Segoe UI" w:cs="Segoe UI"/>
+                <w:i w:val="0"/>
+                <w:iCs w:val="0"/>
+                <w:caps w:val="0"/>
+                <w:snapToGrid w:val="0"/>
+                <w:color w:val="000000"/>
+                <w:spacing w:val="0"/>
+                <w:kern w:val="0"/>
+                <w:sz w:val="18"/>
+                <w:szCs w:val="18"/>
+                <w:lang w:val="en-US" w:eastAsia="zh-CN" w:bidi="ar"/>
+              </w:rPr>
+              <w:t>摄影/摄像设备</w:t>
+            </w:r>
+          </w:p>
+        </w:tc>
+        <w:tc>
+          <w:tcPr>
+            <w:tcW w:w="912" w:type="dxa"/>
+            <w:tcBorders>
+              <w:top w:val="single" w:color="auto" w:sz="4" w:space="0"/>
+              <w:left w:val="single" w:color="auto" w:sz="4" w:space="0"/>
+              <w:bottom w:val="nil"/>
+              <w:right w:val="nil"/>
+            </w:tcBorders>
+            <w:shd w:val="clear" w:color="auto" w:fill="auto"/>
+            <w:noWrap w:val="0"/>
+            <w:tcMar>
+              <w:top w:w="120" w:type="dxa"/>
+              <w:left w:w="192" w:type="dxa"/>
+              <w:bottom w:w="120" w:type="dxa"/>
+              <w:right w:w="192" w:type="dxa"/>
+            </w:tcMar>
+            <w:vAlign w:val="center"/>
+          </w:tcPr>
+          <w:p>
+            <w:pPr>
+              <w:keepNext w:val="0"/>
+              <w:keepLines w:val="0"/>
+              <w:widowControl/>
+              <w:suppressLineNumbers w:val="0"/>
+              <w:snapToGrid w:val="0"/>
+              <w:spacing w:line="240" w:lineRule="auto"/>
+              <w:ind w:left="0" w:leftChars="0" w:right="0" w:rightChars="0" w:firstLine="0" w:firstLineChars="0"/>
+              <w:jc w:val="left"/>
+              <w:rPr>
+                <w:rFonts w:hint="default" w:ascii="Segoe UI" w:hAnsi="Segoe UI" w:eastAsia="Segoe UI" w:cs="Segoe UI"/>
+                <w:i w:val="0"/>
+                <w:iCs w:val="0"/>
+                <w:caps w:val="0"/>
+                <w:color w:val="0F1115"/>
+                <w:spacing w:val="0"/>
+                <w:sz w:val="18"/>
+                <w:szCs w:val="18"/>
+              </w:rPr>
+            </w:pPr>
+            <w:r>
+              <w:rPr>
+                <w:rFonts w:hint="default" w:ascii="Segoe UI" w:hAnsi="Segoe UI" w:eastAsia="Segoe UI" w:cs="Segoe UI"/>
+                <w:i w:val="0"/>
+                <w:iCs w:val="0"/>
+                <w:caps w:val="0"/>
+                <w:snapToGrid w:val="0"/>
+                <w:color w:val="000000"/>
+                <w:spacing w:val="0"/>
+                <w:kern w:val="0"/>
+                <w:sz w:val="18"/>
+                <w:szCs w:val="18"/>
+                <w:lang w:val="en-US" w:eastAsia="zh-CN" w:bidi="ar"/>
+              </w:rPr>
+              <w:t>2套</w:t>
+            </w:r>
+          </w:p>
+        </w:tc>
+        <w:tc>
+          <w:tcPr>
+            <w:tcW w:w="1618" w:type="dxa"/>
+            <w:tcBorders>
+              <w:top w:val="single" w:color="auto" w:sz="4" w:space="0"/>
+              <w:left w:val="single" w:color="auto" w:sz="4" w:space="0"/>
+              <w:bottom w:val="nil"/>
+              <w:right w:val="nil"/>
+            </w:tcBorders>
+            <w:shd w:val="clear" w:color="auto" w:fill="auto"/>
+            <w:noWrap w:val="0"/>
+            <w:tcMar>
+              <w:top w:w="120" w:type="dxa"/>
+              <w:left w:w="192" w:type="dxa"/>
+              <w:bottom w:w="120" w:type="dxa"/>
+              <w:right w:w="192" w:type="dxa"/>
+            </w:tcMar>
+            <w:vAlign w:val="center"/>
+          </w:tcPr>
+          <w:p>
+            <w:pPr>
+              <w:keepNext w:val="0"/>
+              <w:keepLines w:val="0"/>
+              <w:widowControl/>
+              <w:suppressLineNumbers w:val="0"/>
+              <w:snapToGrid w:val="0"/>
+              <w:spacing w:line="240" w:lineRule="auto"/>
+              <w:ind w:left="0" w:leftChars="0" w:right="0" w:rightChars="0" w:firstLine="0" w:firstLineChars="0"/>
+              <w:jc w:val="left"/>
+              <w:rPr>
+                <w:rFonts w:hint="default" w:ascii="Segoe UI" w:hAnsi="Segoe UI" w:eastAsia="Segoe UI" w:cs="Segoe UI"/>
+                <w:i w:val="0"/>
+                <w:iCs w:val="0"/>
+                <w:caps w:val="0"/>
+                <w:color w:val="0F1115"/>
+                <w:spacing w:val="0"/>
+                <w:sz w:val="18"/>
+                <w:szCs w:val="18"/>
+              </w:rPr>
+            </w:pPr>
+            <w:r>
+              <w:rPr>
+                <w:rFonts w:hint="default" w:ascii="Segoe UI" w:hAnsi="Segoe UI" w:eastAsia="Segoe UI" w:cs="Segoe UI"/>
+                <w:i w:val="0"/>
+                <w:iCs w:val="0"/>
+                <w:caps w:val="0"/>
+                <w:snapToGrid w:val="0"/>
+                <w:color w:val="000000"/>
+                <w:spacing w:val="0"/>
+                <w:kern w:val="0"/>
+                <w:sz w:val="18"/>
+                <w:szCs w:val="18"/>
+                <w:lang w:val="en-US" w:eastAsia="zh-CN" w:bidi="ar"/>
+              </w:rPr>
+              <w:t>评估组指定人员</w:t>
+            </w:r>
+          </w:p>
+        </w:tc>
+        <w:tc>
+          <w:tcPr>
+            <w:tcW w:w="1339" w:type="dxa"/>
+            <w:tcBorders>
+              <w:top w:val="single" w:color="auto" w:sz="4" w:space="0"/>
+              <w:left w:val="single" w:color="auto" w:sz="4" w:space="0"/>
+              <w:bottom w:val="nil"/>
+              <w:right w:val="nil"/>
+            </w:tcBorders>
+            <w:shd w:val="clear" w:color="auto" w:fill="auto"/>
+            <w:noWrap w:val="0"/>
+            <w:tcMar>
+              <w:top w:w="120" w:type="dxa"/>
+              <w:left w:w="192" w:type="dxa"/>
+              <w:bottom w:w="120" w:type="dxa"/>
+              <w:right w:w="192" w:type="dxa"/>
+            </w:tcMar>
+            <w:vAlign w:val="center"/>
+          </w:tcPr>
+          <w:p>
+            <w:pPr>
+              <w:keepNext w:val="0"/>
+              <w:keepLines w:val="0"/>
+              <w:widowControl/>
+              <w:suppressLineNumbers w:val="0"/>
+              <w:snapToGrid w:val="0"/>
+              <w:spacing w:line="240" w:lineRule="auto"/>
+              <w:ind w:left="0" w:leftChars="0" w:right="0" w:rightChars="0" w:firstLine="0" w:firstLineChars="0"/>
+              <w:jc w:val="left"/>
+              <w:rPr>
+                <w:rFonts w:hint="default" w:ascii="Segoe UI" w:hAnsi="Segoe UI" w:eastAsia="Segoe UI" w:cs="Segoe UI"/>
+                <w:i w:val="0"/>
+                <w:iCs w:val="0"/>
+                <w:caps w:val="0"/>
+                <w:color w:val="0F1115"/>
+                <w:spacing w:val="0"/>
+                <w:sz w:val="18"/>
+                <w:szCs w:val="18"/>
+              </w:rPr>
+            </w:pPr>
+            <w:r>
+              <w:rPr>
+                <w:rFonts w:hint="default" w:ascii="Segoe UI" w:hAnsi="Segoe UI" w:eastAsia="Segoe UI" w:cs="Segoe UI"/>
+                <w:i w:val="0"/>
+                <w:iCs w:val="0"/>
+                <w:caps w:val="0"/>
+                <w:snapToGrid w:val="0"/>
+                <w:color w:val="000000"/>
+                <w:spacing w:val="0"/>
+                <w:kern w:val="0"/>
+                <w:sz w:val="18"/>
+                <w:szCs w:val="18"/>
+                <w:lang w:val="en-US" w:eastAsia="zh-CN" w:bidi="ar"/>
+              </w:rPr>
+              <w:t>4月8日</w:t>
+            </w:r>
+          </w:p>
+        </w:tc>
+        <w:tc>
+          <w:tcPr>
+            <w:tcW w:w="1156" w:type="dxa"/>
+            <w:tcBorders>
+              <w:top w:val="single" w:color="auto" w:sz="4" w:space="0"/>
+              <w:left w:val="single" w:color="auto" w:sz="4" w:space="0"/>
+              <w:bottom w:val="nil"/>
+              <w:right w:val="single" w:color="auto" w:sz="12" w:space="0"/>
+            </w:tcBorders>
+            <w:shd w:val="clear" w:color="auto" w:fill="auto"/>
+            <w:noWrap w:val="0"/>
+            <w:tcMar>
+              <w:top w:w="120" w:type="dxa"/>
+              <w:left w:w="192" w:type="dxa"/>
+              <w:bottom w:w="120" w:type="dxa"/>
+              <w:right w:w="-1" w:type="dxa"/>
+            </w:tcMar>
+            <w:vAlign w:val="center"/>
+          </w:tcPr>
+          <w:p>
+            <w:pPr>
+              <w:keepNext w:val="0"/>
+              <w:keepLines w:val="0"/>
+              <w:widowControl/>
+              <w:suppressLineNumbers w:val="0"/>
+              <w:snapToGrid w:val="0"/>
+              <w:spacing w:line="240" w:lineRule="auto"/>
+              <w:ind w:left="0" w:leftChars="0" w:right="0" w:rightChars="0" w:firstLine="0" w:firstLineChars="0"/>
+              <w:jc w:val="left"/>
+              <w:rPr>
+                <w:rFonts w:hint="default" w:ascii="Segoe UI" w:hAnsi="Segoe UI" w:eastAsia="Segoe UI" w:cs="Segoe UI"/>
+                <w:i w:val="0"/>
+                <w:iCs w:val="0"/>
+                <w:caps w:val="0"/>
+                <w:color w:val="0F1115"/>
+                <w:spacing w:val="0"/>
+                <w:sz w:val="18"/>
+                <w:szCs w:val="18"/>
+              </w:rPr>
+            </w:pPr>
+            <w:r>
+              <w:rPr>
+                <w:rFonts w:hint="default" w:ascii="Segoe UI" w:hAnsi="Segoe UI" w:eastAsia="Segoe UI" w:cs="Segoe UI"/>
+                <w:i w:val="0"/>
+                <w:iCs w:val="0"/>
+                <w:caps w:val="0"/>
+                <w:snapToGrid w:val="0"/>
+                <w:color w:val="000000"/>
+                <w:spacing w:val="0"/>
+                <w:kern w:val="0"/>
+                <w:sz w:val="18"/>
+                <w:szCs w:val="18"/>
+                <w:lang w:val="en-US" w:eastAsia="zh-CN" w:bidi="ar"/>
+              </w:rPr>
+              <w:t>全程记录</w:t>
+            </w:r>
+          </w:p>
+        </w:tc>
+      </w:tr>
+      <w:tr>
+        <w:tblPrEx>
+          <w:tblBorders>
+            <w:top w:val="none" w:color="auto" w:sz="0" w:space="0"/>
+            <w:left w:val="none" w:color="auto" w:sz="0" w:space="0"/>
+            <w:bottom w:val="none" w:color="auto" w:sz="0" w:space="0"/>
+            <w:right w:val="none" w:color="auto" w:sz="0" w:space="0"/>
+            <w:insideH w:val="none" w:color="auto" w:sz="0" w:space="0"/>
+            <w:insideV w:val="none" w:color="auto" w:sz="0" w:space="0"/>
+          </w:tblBorders>
+          <w:tblCellMar>
+            <w:top w:w="15" w:type="dxa"/>
+            <w:left w:w="15" w:type="dxa"/>
+            <w:bottom w:w="15" w:type="dxa"/>
+            <w:right w:w="15" w:type="dxa"/>
+          </w:tblCellMar>
+        </w:tblPrEx>
+        <w:trPr>
+          <w:trHeight w:val="0" w:hRule="atLeast"/>
+          <w:jc w:val="center"/>
+        </w:trPr>
+        <w:tc>
+          <w:tcPr>
+            <w:tcW w:w="978" w:type="dxa"/>
+            <w:tcBorders>
+              <w:top w:val="single" w:color="auto" w:sz="4" w:space="0"/>
+              <w:left w:val="single" w:color="auto" w:sz="12" w:space="0"/>
               <w:bottom w:val="single" w:color="auto" w:sz="12" w:space="0"/>
               <w:right w:val="nil"/>
             </w:tcBorders>
@@ -5872,7 +5849,6 @@
                 <w:kern w:val="0"/>
                 <w:sz w:val="18"/>
                 <w:szCs w:val="18"/>
-                <w:bdr w:val="none" w:color="auto" w:sz="0" w:space="0"/>
                 <w:lang w:val="en-US" w:eastAsia="zh-CN" w:bidi="ar"/>
               </w:rPr>
               <w:t>应急物资</w:t>
@@ -5931,7 +5907,6 @@
                 <w:kern w:val="0"/>
                 <w:sz w:val="18"/>
                 <w:szCs w:val="18"/>
-                <w:bdr w:val="none" w:color="auto" w:sz="0" w:space="0"/>
                 <w:lang w:val="en-US" w:eastAsia="zh-CN" w:bidi="ar"/>
               </w:rPr>
               <w:t>应急通讯录</w:t>
@@ -5990,7 +5965,6 @@
                 <w:kern w:val="0"/>
                 <w:sz w:val="18"/>
                 <w:szCs w:val="18"/>
-                <w:bdr w:val="none" w:color="auto" w:sz="0" w:space="0"/>
                 <w:lang w:val="en-US" w:eastAsia="zh-CN" w:bidi="ar"/>
               </w:rPr>
               <w:t>1份</w:t>
@@ -6049,7 +6023,6 @@
                 <w:kern w:val="0"/>
                 <w:sz w:val="18"/>
                 <w:szCs w:val="18"/>
-                <w:bdr w:val="none" w:color="auto" w:sz="0" w:space="0"/>
                 <w:lang w:val="en-US" w:eastAsia="zh-CN" w:bidi="ar"/>
               </w:rPr>
               <w:t>刘瑞</w:t>
@@ -6108,7 +6081,6 @@
                 <w:kern w:val="0"/>
                 <w:sz w:val="18"/>
                 <w:szCs w:val="18"/>
-                <w:bdr w:val="none" w:color="auto" w:sz="0" w:space="0"/>
                 <w:lang w:val="en-US" w:eastAsia="zh-CN" w:bidi="ar"/>
               </w:rPr>
               <w:t>4月7日</w:t>
@@ -6167,7 +6139,6 @@
                 <w:kern w:val="0"/>
                 <w:sz w:val="18"/>
                 <w:szCs w:val="18"/>
-                <w:bdr w:val="none" w:color="auto" w:sz="0" w:space="0"/>
                 <w:lang w:val="en-US" w:eastAsia="zh-CN" w:bidi="ar"/>
               </w:rPr>
               <w:t>—</w:t>
@@ -6218,6 +6189,7 @@
     </w:p>
     <w:tbl>
       <w:tblPr>
+        <w:tblStyle w:val="20"/>
         <w:tblW w:w="8495" w:type="dxa"/>
         <w:jc w:val="center"/>
         <w:tblBorders>
@@ -6252,7 +6224,6 @@
             <w:insideH w:val="none" w:color="auto" w:sz="0" w:space="0"/>
             <w:insideV w:val="none" w:color="auto" w:sz="0" w:space="0"/>
           </w:tblBorders>
-          <w:shd w:val="clear" w:color="auto" w:fill="auto"/>
           <w:tblCellMar>
             <w:top w:w="15" w:type="dxa"/>
             <w:left w:w="15" w:type="dxa"/>
@@ -6319,7 +6290,6 @@
                 <w:kern w:val="0"/>
                 <w:sz w:val="18"/>
                 <w:szCs w:val="18"/>
-                <w:bdr w:val="none" w:color="auto" w:sz="0" w:space="0"/>
                 <w:lang w:val="en-US" w:eastAsia="zh-CN" w:bidi="ar"/>
               </w:rPr>
               <w:t>角色</w:t>
@@ -6380,7 +6350,6 @@
                 <w:kern w:val="0"/>
                 <w:sz w:val="18"/>
                 <w:szCs w:val="18"/>
-                <w:bdr w:val="none" w:color="auto" w:sz="0" w:space="0"/>
                 <w:lang w:val="en-US" w:eastAsia="zh-CN" w:bidi="ar"/>
               </w:rPr>
               <w:t>人员</w:t>
@@ -6441,7 +6410,6 @@
                 <w:kern w:val="0"/>
                 <w:sz w:val="18"/>
                 <w:szCs w:val="18"/>
-                <w:bdr w:val="none" w:color="auto" w:sz="0" w:space="0"/>
                 <w:lang w:val="en-US" w:eastAsia="zh-CN" w:bidi="ar"/>
               </w:rPr>
               <w:t>联系方式</w:t>
@@ -6522,7 +6490,6 @@
                 <w:kern w:val="0"/>
                 <w:sz w:val="18"/>
                 <w:szCs w:val="18"/>
-                <w:bdr w:val="none" w:color="auto" w:sz="0" w:space="0"/>
                 <w:lang w:val="en-US" w:eastAsia="zh-CN" w:bidi="ar"/>
               </w:rPr>
               <w:t>总指挥</w:t>
@@ -6581,7 +6548,6 @@
                 <w:kern w:val="0"/>
                 <w:sz w:val="18"/>
                 <w:szCs w:val="18"/>
-                <w:bdr w:val="none" w:color="auto" w:sz="0" w:space="0"/>
                 <w:lang w:val="en-US" w:eastAsia="zh-CN" w:bidi="ar"/>
               </w:rPr>
               <w:t>常海霞</w:t>
@@ -6640,7 +6606,6 @@
                 <w:kern w:val="0"/>
                 <w:sz w:val="18"/>
                 <w:szCs w:val="18"/>
-                <w:bdr w:val="none" w:color="auto" w:sz="0" w:space="0"/>
                 <w:lang w:val="en-US" w:eastAsia="zh-CN" w:bidi="ar"/>
               </w:rPr>
               <w:t>见应急通讯录</w:t>
@@ -6721,7 +6686,6 @@
                 <w:kern w:val="0"/>
                 <w:sz w:val="18"/>
                 <w:szCs w:val="18"/>
-                <w:bdr w:val="none" w:color="auto" w:sz="0" w:space="0"/>
                 <w:lang w:val="en-US" w:eastAsia="zh-CN" w:bidi="ar"/>
               </w:rPr>
               <w:t>现场指挥</w:t>
@@ -6780,7 +6744,6 @@
                 <w:kern w:val="0"/>
                 <w:sz w:val="18"/>
                 <w:szCs w:val="18"/>
-                <w:bdr w:val="none" w:color="auto" w:sz="0" w:space="0"/>
                 <w:lang w:val="en-US" w:eastAsia="zh-CN" w:bidi="ar"/>
               </w:rPr>
               <w:t>耿宁</w:t>
@@ -6839,7 +6802,6 @@
                 <w:kern w:val="0"/>
                 <w:sz w:val="18"/>
                 <w:szCs w:val="18"/>
-                <w:bdr w:val="none" w:color="auto" w:sz="0" w:space="0"/>
                 <w:lang w:val="en-US" w:eastAsia="zh-CN" w:bidi="ar"/>
               </w:rPr>
               <w:t>见应急通讯录</w:t>
@@ -6920,7 +6882,6 @@
                 <w:kern w:val="0"/>
                 <w:sz w:val="18"/>
                 <w:szCs w:val="18"/>
-                <w:bdr w:val="none" w:color="auto" w:sz="0" w:space="0"/>
                 <w:lang w:val="en-US" w:eastAsia="zh-CN" w:bidi="ar"/>
               </w:rPr>
               <w:t>技术总控</w:t>
@@ -6979,7 +6940,6 @@
                 <w:kern w:val="0"/>
                 <w:sz w:val="18"/>
                 <w:szCs w:val="18"/>
-                <w:bdr w:val="none" w:color="auto" w:sz="0" w:space="0"/>
                 <w:lang w:val="en-US" w:eastAsia="zh-CN" w:bidi="ar"/>
               </w:rPr>
               <w:t>刘书峰</w:t>
@@ -7038,207 +6998,6 @@
                 <w:kern w:val="0"/>
                 <w:sz w:val="18"/>
                 <w:szCs w:val="18"/>
-                <w:bdr w:val="none" w:color="auto" w:sz="0" w:space="0"/>
-                <w:lang w:val="en-US" w:eastAsia="zh-CN" w:bidi="ar"/>
-              </w:rPr>
-              <w:t>见应急通讯录</w:t>
-            </w:r>
-          </w:p>
-        </w:tc>
-      </w:tr>
-      <w:tr>
-        <w:tblPrEx>
-          <w:tblBorders>
-            <w:top w:val="none" w:color="auto" w:sz="0" w:space="0"/>
-            <w:left w:val="none" w:color="auto" w:sz="0" w:space="0"/>
-            <w:bottom w:val="none" w:color="auto" w:sz="0" w:space="0"/>
-            <w:right w:val="none" w:color="auto" w:sz="0" w:space="0"/>
-            <w:insideH w:val="none" w:color="auto" w:sz="0" w:space="0"/>
-            <w:insideV w:val="none" w:color="auto" w:sz="0" w:space="0"/>
-          </w:tblBorders>
-          <w:shd w:val="clear" w:color="auto" w:fill="auto"/>
-          <w:tblCellMar>
-            <w:top w:w="15" w:type="dxa"/>
-            <w:left w:w="15" w:type="dxa"/>
-            <w:bottom w:w="15" w:type="dxa"/>
-            <w:right w:w="15" w:type="dxa"/>
-          </w:tblCellMar>
-        </w:tblPrEx>
-        <w:trPr>
-          <w:trHeight w:val="0" w:hRule="atLeast"/>
-          <w:jc w:val="center"/>
-        </w:trPr>
-        <w:tc>
-          <w:tcPr>
-            <w:tcW w:w="0" w:type="auto"/>
-            <w:tcBorders>
-              <w:top w:val="single" w:color="auto" w:sz="4" w:space="0"/>
-              <w:left w:val="single" w:color="auto" w:sz="12" w:space="0"/>
-              <w:bottom w:val="nil"/>
-              <w:right w:val="nil"/>
-            </w:tcBorders>
-            <w:shd w:val="clear" w:color="auto" w:fill="auto"/>
-            <w:noWrap w:val="0"/>
-            <w:tcMar>
-              <w:top w:w="120" w:type="dxa"/>
-              <w:left w:w="-1" w:type="dxa"/>
-              <w:bottom w:w="120" w:type="dxa"/>
-              <w:right w:w="192" w:type="dxa"/>
-            </w:tcMar>
-            <w:vAlign w:val="center"/>
-          </w:tcPr>
-          <w:p>
-            <w:pPr>
-              <w:keepNext w:val="0"/>
-              <w:keepLines w:val="0"/>
-              <w:widowControl/>
-              <w:suppressLineNumbers w:val="0"/>
-              <w:snapToGrid w:val="0"/>
-              <w:spacing w:line="240" w:lineRule="auto"/>
-              <w:ind w:left="0" w:leftChars="0" w:right="0" w:rightChars="0" w:firstLine="0" w:firstLineChars="0"/>
-              <w:jc w:val="center"/>
-              <w:rPr>
-                <w:rFonts w:hint="default" w:ascii="Segoe UI" w:hAnsi="Segoe UI" w:eastAsia="Segoe UI" w:cs="Segoe UI"/>
-                <w:i w:val="0"/>
-                <w:iCs w:val="0"/>
-                <w:caps w:val="0"/>
-                <w:color w:val="0F1115"/>
-                <w:spacing w:val="0"/>
-                <w:sz w:val="18"/>
-                <w:szCs w:val="18"/>
-              </w:rPr>
-            </w:pPr>
-            <w:r>
-              <w:rPr>
-                <w:rFonts w:hint="default" w:ascii="Segoe UI" w:hAnsi="Segoe UI" w:eastAsia="Segoe UI" w:cs="Segoe UI"/>
-                <w:i w:val="0"/>
-                <w:iCs w:val="0"/>
-                <w:caps w:val="0"/>
-                <w:snapToGrid w:val="0"/>
-                <w:color w:val="000000"/>
-                <w:spacing w:val="0"/>
-                <w:kern w:val="0"/>
-                <w:sz w:val="18"/>
-                <w:szCs w:val="18"/>
-                <w:bdr w:val="none" w:color="auto" w:sz="0" w:space="0"/>
-                <w:lang w:val="en-US" w:eastAsia="zh-CN" w:bidi="ar"/>
-              </w:rPr>
-              <w:t>后勤协调</w:t>
-            </w:r>
-          </w:p>
-        </w:tc>
-        <w:tc>
-          <w:tcPr>
-            <w:tcW w:w="0" w:type="auto"/>
-            <w:tcBorders>
-              <w:top w:val="single" w:color="auto" w:sz="4" w:space="0"/>
-              <w:left w:val="single" w:color="auto" w:sz="4" w:space="0"/>
-              <w:bottom w:val="nil"/>
-              <w:right w:val="nil"/>
-            </w:tcBorders>
-            <w:shd w:val="clear" w:color="auto" w:fill="auto"/>
-            <w:noWrap w:val="0"/>
-            <w:tcMar>
-              <w:top w:w="120" w:type="dxa"/>
-              <w:left w:w="192" w:type="dxa"/>
-              <w:bottom w:w="120" w:type="dxa"/>
-              <w:right w:w="192" w:type="dxa"/>
-            </w:tcMar>
-            <w:vAlign w:val="center"/>
-          </w:tcPr>
-          <w:p>
-            <w:pPr>
-              <w:keepNext w:val="0"/>
-              <w:keepLines w:val="0"/>
-              <w:widowControl/>
-              <w:suppressLineNumbers w:val="0"/>
-              <w:snapToGrid w:val="0"/>
-              <w:spacing w:line="240" w:lineRule="auto"/>
-              <w:ind w:left="0" w:leftChars="0" w:right="0" w:rightChars="0" w:firstLine="0" w:firstLineChars="0"/>
-              <w:jc w:val="left"/>
-              <w:rPr>
-                <w:rFonts w:hint="default" w:ascii="Segoe UI" w:hAnsi="Segoe UI" w:eastAsia="Segoe UI" w:cs="Segoe UI"/>
-                <w:i w:val="0"/>
-                <w:iCs w:val="0"/>
-                <w:caps w:val="0"/>
-                <w:color w:val="0F1115"/>
-                <w:spacing w:val="0"/>
-                <w:sz w:val="18"/>
-                <w:szCs w:val="18"/>
-              </w:rPr>
-            </w:pPr>
-            <w:r>
-              <w:rPr>
-                <w:rFonts w:hint="default" w:ascii="Segoe UI" w:hAnsi="Segoe UI" w:eastAsia="Segoe UI" w:cs="Segoe UI"/>
-                <w:i w:val="0"/>
-                <w:iCs w:val="0"/>
-                <w:caps w:val="0"/>
-                <w:snapToGrid w:val="0"/>
-                <w:color w:val="000000"/>
-                <w:spacing w:val="0"/>
-                <w:kern w:val="0"/>
-                <w:sz w:val="18"/>
-                <w:szCs w:val="18"/>
-                <w:bdr w:val="none" w:color="auto" w:sz="0" w:space="0"/>
-                <w:lang w:val="en-US" w:eastAsia="zh-CN" w:bidi="ar"/>
-              </w:rPr>
-              <w:t>刘瑞</w:t>
-            </w:r>
-          </w:p>
-        </w:tc>
-        <w:tc>
-          <w:tcPr>
-            <w:tcW w:w="3287" w:type="dxa"/>
-            <w:tcBorders>
-              <w:top w:val="single" w:color="auto" w:sz="4" w:space="0"/>
-              <w:left w:val="single" w:color="auto" w:sz="4" w:space="0"/>
-              <w:bottom w:val="nil"/>
-              <w:right w:val="single" w:color="auto" w:sz="12" w:space="0"/>
-            </w:tcBorders>
-            <w:shd w:val="clear" w:color="auto" w:fill="auto"/>
-            <w:noWrap w:val="0"/>
-            <w:tcMar>
-              <w:top w:w="120" w:type="dxa"/>
-              <w:left w:w="192" w:type="dxa"/>
-              <w:bottom w:w="120" w:type="dxa"/>
-              <w:right w:w="-1" w:type="dxa"/>
-            </w:tcMar>
-            <w:vAlign w:val="center"/>
-          </w:tcPr>
-          <w:p>
-            <w:pPr>
-              <w:keepNext w:val="0"/>
-              <w:keepLines w:val="0"/>
-              <w:widowControl/>
-              <w:suppressLineNumbers w:val="0"/>
-              <w:snapToGrid w:val="0"/>
-              <w:spacing w:line="240" w:lineRule="auto"/>
-              <w:ind w:left="0" w:leftChars="0" w:right="0" w:rightChars="0" w:firstLine="0" w:firstLineChars="0"/>
-              <w:jc w:val="left"/>
-              <w:rPr>
-                <w:rFonts w:hint="default" w:ascii="Segoe UI" w:hAnsi="Segoe UI" w:eastAsia="Segoe UI" w:cs="Segoe UI"/>
-                <w:i w:val="0"/>
-                <w:iCs w:val="0"/>
-                <w:caps w:val="0"/>
-                <w:color w:val="0F1115"/>
-                <w:spacing w:val="0"/>
-                <w:sz w:val="18"/>
-                <w:szCs w:val="18"/>
-              </w:rPr>
-            </w:pPr>
-            <w:r>
-              <w:rPr>
-                <w:rFonts w:hint="default" w:ascii="Segoe UI" w:hAnsi="Segoe UI" w:eastAsia="Segoe UI" w:cs="Segoe UI"/>
-                <w:i w:val="0"/>
-                <w:iCs w:val="0"/>
-                <w:caps w:val="0"/>
-                <w:snapToGrid w:val="0"/>
-                <w:color w:val="000000"/>
-                <w:spacing w:val="0"/>
-                <w:kern w:val="0"/>
-                <w:sz w:val="18"/>
-                <w:szCs w:val="18"/>
-                <w:bdr w:val="none" w:color="auto" w:sz="0" w:space="0"/>
                 <w:lang w:val="en-US" w:eastAsia="zh-CN" w:bidi="ar"/>
               </w:rPr>
               <w:t>见应急通讯录</w:t>
@@ -7319,10 +7078,9 @@
                 <w:kern w:val="0"/>
                 <w:sz w:val="18"/>
                 <w:szCs w:val="18"/>
-                <w:bdr w:val="none" w:color="auto" w:sz="0" w:space="0"/>
                 <w:lang w:val="en-US" w:eastAsia="zh-CN" w:bidi="ar"/>
               </w:rPr>
-              <w:t>评估负责人</w:t>
+              <w:t>后勤协调</w:t>
             </w:r>
           </w:p>
         </w:tc>
@@ -7378,10 +7136,9 @@
                 <w:kern w:val="0"/>
                 <w:sz w:val="18"/>
                 <w:szCs w:val="18"/>
-                <w:bdr w:val="none" w:color="auto" w:sz="0" w:space="0"/>
                 <w:lang w:val="en-US" w:eastAsia="zh-CN" w:bidi="ar"/>
               </w:rPr>
-              <w:t>赵维涵</w:t>
+              <w:t>刘瑞</w:t>
             </w:r>
           </w:p>
         </w:tc>
@@ -7437,7 +7194,6 @@
                 <w:kern w:val="0"/>
                 <w:sz w:val="18"/>
                 <w:szCs w:val="18"/>
-                <w:bdr w:val="none" w:color="auto" w:sz="0" w:space="0"/>
                 <w:lang w:val="en-US" w:eastAsia="zh-CN" w:bidi="ar"/>
               </w:rPr>
               <w:t>见应急通讯录</w:t>
@@ -7468,6 +7224,202 @@
         </w:trPr>
         <w:tc>
           <w:tcPr>
+            <w:tcW w:w="0" w:type="auto"/>
+            <w:tcBorders>
+              <w:top w:val="single" w:color="auto" w:sz="4" w:space="0"/>
+              <w:left w:val="single" w:color="auto" w:sz="12" w:space="0"/>
+              <w:bottom w:val="nil"/>
+              <w:right w:val="nil"/>
+            </w:tcBorders>
+            <w:shd w:val="clear" w:color="auto" w:fill="auto"/>
+            <w:noWrap w:val="0"/>
+            <w:tcMar>
+              <w:top w:w="120" w:type="dxa"/>
+              <w:left w:w="-1" w:type="dxa"/>
+              <w:bottom w:w="120" w:type="dxa"/>
+              <w:right w:w="192" w:type="dxa"/>
+            </w:tcMar>
+            <w:vAlign w:val="center"/>
+          </w:tcPr>
+          <w:p>
+            <w:pPr>
+              <w:keepNext w:val="0"/>
+              <w:keepLines w:val="0"/>
+              <w:widowControl/>
+              <w:suppressLineNumbers w:val="0"/>
+              <w:snapToGrid w:val="0"/>
+              <w:spacing w:line="240" w:lineRule="auto"/>
+              <w:ind w:left="0" w:leftChars="0" w:right="0" w:rightChars="0" w:firstLine="0" w:firstLineChars="0"/>
+              <w:jc w:val="center"/>
+              <w:rPr>
+                <w:rFonts w:hint="default" w:ascii="Segoe UI" w:hAnsi="Segoe UI" w:eastAsia="Segoe UI" w:cs="Segoe UI"/>
+                <w:i w:val="0"/>
+                <w:iCs w:val="0"/>
+                <w:caps w:val="0"/>
+                <w:color w:val="0F1115"/>
+                <w:spacing w:val="0"/>
+                <w:sz w:val="18"/>
+                <w:szCs w:val="18"/>
+              </w:rPr>
+            </w:pPr>
+            <w:r>
+              <w:rPr>
+                <w:rFonts w:hint="default" w:ascii="Segoe UI" w:hAnsi="Segoe UI" w:eastAsia="Segoe UI" w:cs="Segoe UI"/>
+                <w:i w:val="0"/>
+                <w:iCs w:val="0"/>
+                <w:caps w:val="0"/>
+                <w:snapToGrid w:val="0"/>
+                <w:color w:val="000000"/>
+                <w:spacing w:val="0"/>
+                <w:kern w:val="0"/>
+                <w:sz w:val="18"/>
+                <w:szCs w:val="18"/>
+                <w:lang w:val="en-US" w:eastAsia="zh-CN" w:bidi="ar"/>
+              </w:rPr>
+              <w:t>评估负责人</w:t>
+            </w:r>
+          </w:p>
+        </w:tc>
+        <w:tc>
+          <w:tcPr>
+            <w:tcW w:w="0" w:type="auto"/>
+            <w:tcBorders>
+              <w:top w:val="single" w:color="auto" w:sz="4" w:space="0"/>
+              <w:left w:val="single" w:color="auto" w:sz="4" w:space="0"/>
+              <w:bottom w:val="nil"/>
+              <w:right w:val="nil"/>
+            </w:tcBorders>
+            <w:shd w:val="clear" w:color="auto" w:fill="auto"/>
+            <w:noWrap w:val="0"/>
+            <w:tcMar>
+              <w:top w:w="120" w:type="dxa"/>
+              <w:left w:w="192" w:type="dxa"/>
+              <w:bottom w:w="120" w:type="dxa"/>
+              <w:right w:w="192" w:type="dxa"/>
+            </w:tcMar>
+            <w:vAlign w:val="center"/>
+          </w:tcPr>
+          <w:p>
+            <w:pPr>
+              <w:keepNext w:val="0"/>
+              <w:keepLines w:val="0"/>
+              <w:widowControl/>
+              <w:suppressLineNumbers w:val="0"/>
+              <w:snapToGrid w:val="0"/>
+              <w:spacing w:line="240" w:lineRule="auto"/>
+              <w:ind w:left="0" w:leftChars="0" w:right="0" w:rightChars="0" w:firstLine="0" w:firstLineChars="0"/>
+              <w:jc w:val="left"/>
+              <w:rPr>
+                <w:rFonts w:hint="default" w:ascii="Segoe UI" w:hAnsi="Segoe UI" w:eastAsia="Segoe UI" w:cs="Segoe UI"/>
+                <w:i w:val="0"/>
+                <w:iCs w:val="0"/>
+                <w:caps w:val="0"/>
+                <w:color w:val="0F1115"/>
+                <w:spacing w:val="0"/>
+                <w:sz w:val="18"/>
+                <w:szCs w:val="18"/>
+              </w:rPr>
+            </w:pPr>
+            <w:r>
+              <w:rPr>
+                <w:rFonts w:hint="default" w:ascii="Segoe UI" w:hAnsi="Segoe UI" w:eastAsia="Segoe UI" w:cs="Segoe UI"/>
+                <w:i w:val="0"/>
+                <w:iCs w:val="0"/>
+                <w:caps w:val="0"/>
+                <w:snapToGrid w:val="0"/>
+                <w:color w:val="000000"/>
+                <w:spacing w:val="0"/>
+                <w:kern w:val="0"/>
+                <w:sz w:val="18"/>
+                <w:szCs w:val="18"/>
+                <w:lang w:val="en-US" w:eastAsia="zh-CN" w:bidi="ar"/>
+              </w:rPr>
+              <w:t>赵维涵</w:t>
+            </w:r>
+          </w:p>
+        </w:tc>
+        <w:tc>
+          <w:tcPr>
+            <w:tcW w:w="3287" w:type="dxa"/>
+            <w:tcBorders>
+              <w:top w:val="single" w:color="auto" w:sz="4" w:space="0"/>
+              <w:left w:val="single" w:color="auto" w:sz="4" w:space="0"/>
+              <w:bottom w:val="nil"/>
+              <w:right w:val="single" w:color="auto" w:sz="12" w:space="0"/>
+            </w:tcBorders>
+            <w:shd w:val="clear" w:color="auto" w:fill="auto"/>
+            <w:noWrap w:val="0"/>
+            <w:tcMar>
+              <w:top w:w="120" w:type="dxa"/>
+              <w:left w:w="192" w:type="dxa"/>
+              <w:bottom w:w="120" w:type="dxa"/>
+              <w:right w:w="-1" w:type="dxa"/>
+            </w:tcMar>
+            <w:vAlign w:val="center"/>
+          </w:tcPr>
+          <w:p>
+            <w:pPr>
+              <w:keepNext w:val="0"/>
+              <w:keepLines w:val="0"/>
+              <w:widowControl/>
+              <w:suppressLineNumbers w:val="0"/>
+              <w:snapToGrid w:val="0"/>
+              <w:spacing w:line="240" w:lineRule="auto"/>
+              <w:ind w:left="0" w:leftChars="0" w:right="0" w:rightChars="0" w:firstLine="0" w:firstLineChars="0"/>
+              <w:jc w:val="left"/>
+              <w:rPr>
+                <w:rFonts w:hint="default" w:ascii="Segoe UI" w:hAnsi="Segoe UI" w:eastAsia="Segoe UI" w:cs="Segoe UI"/>
+                <w:i w:val="0"/>
+                <w:iCs w:val="0"/>
+                <w:caps w:val="0"/>
+                <w:color w:val="0F1115"/>
+                <w:spacing w:val="0"/>
+                <w:sz w:val="18"/>
+                <w:szCs w:val="18"/>
+              </w:rPr>
+            </w:pPr>
+            <w:r>
+              <w:rPr>
+                <w:rFonts w:hint="default" w:ascii="Segoe UI" w:hAnsi="Segoe UI" w:eastAsia="Segoe UI" w:cs="Segoe UI"/>
+                <w:i w:val="0"/>
+                <w:iCs w:val="0"/>
+                <w:caps w:val="0"/>
+                <w:snapToGrid w:val="0"/>
+                <w:color w:val="000000"/>
+                <w:spacing w:val="0"/>
+                <w:kern w:val="0"/>
+                <w:sz w:val="18"/>
+                <w:szCs w:val="18"/>
+                <w:lang w:val="en-US" w:eastAsia="zh-CN" w:bidi="ar"/>
+              </w:rPr>
+              <w:t>见应急通讯录</w:t>
+            </w:r>
+          </w:p>
+        </w:tc>
+      </w:tr>
+      <w:tr>
+        <w:tblPrEx>
+          <w:tblBorders>
+            <w:top w:val="none" w:color="auto" w:sz="0" w:space="0"/>
+            <w:left w:val="none" w:color="auto" w:sz="0" w:space="0"/>
+            <w:bottom w:val="none" w:color="auto" w:sz="0" w:space="0"/>
+            <w:right w:val="none" w:color="auto" w:sz="0" w:space="0"/>
+            <w:insideH w:val="none" w:color="auto" w:sz="0" w:space="0"/>
+            <w:insideV w:val="none" w:color="auto" w:sz="0" w:space="0"/>
+          </w:tblBorders>
+          <w:tblCellMar>
+            <w:top w:w="15" w:type="dxa"/>
+            <w:left w:w="15" w:type="dxa"/>
+            <w:bottom w:w="15" w:type="dxa"/>
+            <w:right w:w="15" w:type="dxa"/>
+          </w:tblCellMar>
+        </w:tblPrEx>
+        <w:trPr>
+          <w:trHeight w:val="0" w:hRule="atLeast"/>
+          <w:jc w:val="center"/>
+        </w:trPr>
+        <w:tc>
+          <w:tcPr>
             <w:tcW w:w="2820" w:type="dxa"/>
             <w:tcBorders>
               <w:top w:val="single" w:color="auto" w:sz="4" w:space="0"/>
@@ -7518,7 +7470,6 @@
                 <w:kern w:val="0"/>
                 <w:sz w:val="18"/>
                 <w:szCs w:val="18"/>
-                <w:bdr w:val="none" w:color="auto" w:sz="0" w:space="0"/>
                 <w:lang w:val="en-US" w:eastAsia="zh-CN" w:bidi="ar"/>
               </w:rPr>
               <w:t>服务台</w:t>
@@ -7577,7 +7528,6 @@
                 <w:kern w:val="0"/>
                 <w:sz w:val="18"/>
                 <w:szCs w:val="18"/>
-                <w:bdr w:val="none" w:color="auto" w:sz="0" w:space="0"/>
                 <w:lang w:val="en-US" w:eastAsia="zh-CN" w:bidi="ar"/>
               </w:rPr>
               <w:t>李华</w:t>
@@ -7636,7 +7586,6 @@
                 <w:kern w:val="0"/>
                 <w:sz w:val="18"/>
                 <w:szCs w:val="18"/>
-                <w:bdr w:val="none" w:color="auto" w:sz="0" w:space="0"/>
                 <w:lang w:val="en-US" w:eastAsia="zh-CN" w:bidi="ar"/>
               </w:rPr>
               <w:t>见应急通讯录</w:t>
@@ -7747,8 +7696,8 @@
         <w:pStyle w:val="28"/>
         <w:bidi w:val="0"/>
       </w:pPr>
-      <w:bookmarkStart w:id="29" w:name="heading_10"/>
-      <w:bookmarkStart w:id="30" w:name="_Toc9218"/>
+      <w:bookmarkStart w:id="29" w:name="_Toc9218"/>
+      <w:bookmarkStart w:id="30" w:name="heading_10"/>
       <w:r>
         <w:t>演练评估与考核</w:t>
       </w:r>
